--- a/backend/document_templates/Don_xin_thoi_hoc_template.docx
+++ b/backend/document_templates/Don_xin_thoi_hoc_template.docx
@@ -1,6 +1,6 @@
 
 <file path=word/document.xml><?xml version="1.0" encoding="utf-8"?>
-<w:document xmlns:wpc="http://schemas.microsoft.com/office/word/2010/wordprocessingCanvas" xmlns:cx="http://schemas.microsoft.com/office/drawing/2014/chartex" xmlns:mc="http://schemas.openxmlformats.org/markup-compatibility/2006" xmlns:o="urn:schemas-microsoft-com:office:office" xmlns:r="http://schemas.openxmlformats.org/officeDocument/2006/relationships" xmlns:m="http://schemas.openxmlformats.org/officeDocument/2006/math" xmlns:v="urn:schemas-microsoft-com:vml" xmlns:wp14="http://schemas.microsoft.com/office/word/2010/wordprocessingDrawing" xmlns:wp="http://schemas.openxmlformats.org/drawingml/2006/wordprocessingDrawing" xmlns:w10="urn:schemas-microsoft-com:office:word" xmlns:w="http://schemas.openxmlformats.org/wordprocessingml/2006/main" xmlns:w14="http://schemas.microsoft.com/office/word/2010/wordml" xmlns:w15="http://schemas.microsoft.com/office/word/2012/wordml" xmlns:w16se="http://schemas.microsoft.com/office/word/2015/wordml/symex" xmlns:wpg="http://schemas.microsoft.com/office/word/2010/wordprocessingGroup" xmlns:wpi="http://schemas.microsoft.com/office/word/2010/wordprocessingInk" xmlns:wne="http://schemas.microsoft.com/office/word/2006/wordml" xmlns:wps="http://schemas.microsoft.com/office/word/2010/wordprocessingShape" mc:Ignorable="w14 w15 w16se wp14">
+<w:document xmlns:wpc="http://schemas.microsoft.com/office/word/2010/wordprocessingCanvas" xmlns:cx="http://schemas.microsoft.com/office/drawing/2014/chartex" xmlns:cx1="http://schemas.microsoft.com/office/drawing/2015/9/8/chartex" xmlns:cx2="http://schemas.microsoft.com/office/drawing/2015/10/21/chartex" xmlns:cx3="http://schemas.microsoft.com/office/drawing/2016/5/9/chartex" xmlns:cx4="http://schemas.microsoft.com/office/drawing/2016/5/10/chartex" xmlns:cx5="http://schemas.microsoft.com/office/drawing/2016/5/11/chartex" xmlns:cx6="http://schemas.microsoft.com/office/drawing/2016/5/12/chartex" xmlns:cx7="http://schemas.microsoft.com/office/drawing/2016/5/13/chartex" xmlns:cx8="http://schemas.microsoft.com/office/drawing/2016/5/14/chartex" xmlns:mc="http://schemas.openxmlformats.org/markup-compatibility/2006" xmlns:aink="http://schemas.microsoft.com/office/drawing/2016/ink" xmlns:am3d="http://schemas.microsoft.com/office/drawing/2017/model3d" xmlns:o="urn:schemas-microsoft-com:office:office" xmlns:oel="http://schemas.microsoft.com/office/2019/extlst" xmlns:r="http://schemas.openxmlformats.org/officeDocument/2006/relationships" xmlns:m="http://schemas.openxmlformats.org/officeDocument/2006/math" xmlns:v="urn:schemas-microsoft-com:vml" xmlns:wp14="http://schemas.microsoft.com/office/word/2010/wordprocessingDrawing" xmlns:wp="http://schemas.openxmlformats.org/drawingml/2006/wordprocessingDrawing" xmlns:w10="urn:schemas-microsoft-com:office:word" xmlns:w="http://schemas.openxmlformats.org/wordprocessingml/2006/main" xmlns:w14="http://schemas.microsoft.com/office/word/2010/wordml" xmlns:w15="http://schemas.microsoft.com/office/word/2012/wordml" xmlns:w16cex="http://schemas.microsoft.com/office/word/2018/wordml/cex" xmlns:w16cid="http://schemas.microsoft.com/office/word/2016/wordml/cid" xmlns:w16="http://schemas.microsoft.com/office/word/2018/wordml" xmlns:w16du="http://schemas.microsoft.com/office/word/2023/wordml/word16du" xmlns:w16sdtdh="http://schemas.microsoft.com/office/word/2020/wordml/sdtdatahash" xmlns:w16sdtfl="http://schemas.microsoft.com/office/word/2024/wordml/sdtformatlock" xmlns:w16se="http://schemas.microsoft.com/office/word/2015/wordml/symex" xmlns:wpg="http://schemas.microsoft.com/office/word/2010/wordprocessingGroup" xmlns:wpi="http://schemas.microsoft.com/office/word/2010/wordprocessingInk" xmlns:wne="http://schemas.microsoft.com/office/word/2006/wordml" xmlns:wps="http://schemas.microsoft.com/office/word/2010/wordprocessingShape" mc:Ignorable="w14 w15 w16se w16cid w16 w16cex w16sdtdh w16sdtfl w16du wp14">
   <w:body>
     <w:tbl>
       <w:tblPr>
@@ -32,7 +32,7 @@
             </w:pPr>
             <w:r>
               <w:rPr>
-                <w:rFonts w:ascii="Times New Roman" w:hAnsi="Times New Roman" w:eastAsia="Times New Roman"/>
+                <w:rFonts w:eastAsia="Times New Roman"/>
                 <w:bCs/>
                 <w:sz w:val="24"/>
                 <w:szCs w:val="24"/>
@@ -51,7 +51,7 @@
             </w:pPr>
             <w:r>
               <w:rPr>
-                <w:rFonts w:ascii="Times New Roman" w:hAnsi="Times New Roman" w:eastAsia="Times New Roman"/>
+                <w:rFonts w:eastAsia="Times New Roman"/>
                 <w:noProof/>
               </w:rPr>
               <mc:AlternateContent>
@@ -116,7 +116,7 @@
                     </wp:anchor>
                   </w:drawing>
                 </mc:Choice>
-                <mc:Fallback xmlns:w16sdtdh="http://schemas.microsoft.com/office/word/2020/wordml/sdtdatahash" xmlns:w16="http://schemas.microsoft.com/office/word/2018/wordml" xmlns:w16cid="http://schemas.microsoft.com/office/word/2016/wordml/cid" xmlns:w16cex="http://schemas.microsoft.com/office/word/2018/wordml/cex" xmlns:oel="http://schemas.microsoft.com/office/2019/extlst" xmlns:am3d="http://schemas.microsoft.com/office/drawing/2017/model3d" xmlns:aink="http://schemas.microsoft.com/office/drawing/2016/ink" xmlns:cx8="http://schemas.microsoft.com/office/drawing/2016/5/14/chartex" xmlns:cx7="http://schemas.microsoft.com/office/drawing/2016/5/13/chartex" xmlns:cx6="http://schemas.microsoft.com/office/drawing/2016/5/12/chartex" xmlns:cx5="http://schemas.microsoft.com/office/drawing/2016/5/11/chartex" xmlns:cx4="http://schemas.microsoft.com/office/drawing/2016/5/10/chartex" xmlns:cx3="http://schemas.microsoft.com/office/drawing/2016/5/9/chartex" xmlns:cx2="http://schemas.microsoft.com/office/drawing/2015/10/21/chartex" xmlns:cx1="http://schemas.microsoft.com/office/drawing/2015/9/8/chartex">
+                <mc:Fallback>
                   <w:pict>
                     <v:shapetype w14:anchorId="654DC617" id="_x0000_t32" coordsize="21600,21600" o:spt="32" o:oned="t" path="m,l21600,21600e" filled="f">
                       <v:path arrowok="t" fillok="f" o:connecttype="none"/>
@@ -131,7 +131,7 @@
             </w:r>
             <w:r>
               <w:rPr>
-                <w:rFonts w:ascii="Times New Roman" w:hAnsi="Times New Roman" w:eastAsia="Times New Roman"/>
+                <w:rFonts w:eastAsia="Times New Roman"/>
                 <w:b/>
                 <w:sz w:val="24"/>
                 <w:szCs w:val="24"/>
@@ -156,7 +156,7 @@
             </w:pPr>
             <w:r>
               <w:rPr>
-                <w:rFonts w:ascii="Times New Roman" w:hAnsi="Times New Roman" w:eastAsia="Times New Roman"/>
+                <w:rFonts w:eastAsia="Times New Roman"/>
                 <w:b/>
                 <w:sz w:val="24"/>
                 <w:szCs w:val="24"/>
@@ -175,7 +175,7 @@
             </w:pPr>
             <w:r>
               <w:rPr>
-                <w:rFonts w:ascii="Times New Roman" w:hAnsi="Times New Roman" w:eastAsia="Times New Roman"/>
+                <w:rFonts w:eastAsia="Times New Roman"/>
                 <w:noProof/>
               </w:rPr>
               <mc:AlternateContent>
@@ -240,7 +240,7 @@
                     </wp:anchor>
                   </w:drawing>
                 </mc:Choice>
-                <mc:Fallback xmlns:w16sdtdh="http://schemas.microsoft.com/office/word/2020/wordml/sdtdatahash" xmlns:w16="http://schemas.microsoft.com/office/word/2018/wordml" xmlns:w16cid="http://schemas.microsoft.com/office/word/2016/wordml/cid" xmlns:w16cex="http://schemas.microsoft.com/office/word/2018/wordml/cex" xmlns:oel="http://schemas.microsoft.com/office/2019/extlst" xmlns:am3d="http://schemas.microsoft.com/office/drawing/2017/model3d" xmlns:aink="http://schemas.microsoft.com/office/drawing/2016/ink" xmlns:cx8="http://schemas.microsoft.com/office/drawing/2016/5/14/chartex" xmlns:cx7="http://schemas.microsoft.com/office/drawing/2016/5/13/chartex" xmlns:cx6="http://schemas.microsoft.com/office/drawing/2016/5/12/chartex" xmlns:cx5="http://schemas.microsoft.com/office/drawing/2016/5/11/chartex" xmlns:cx4="http://schemas.microsoft.com/office/drawing/2016/5/10/chartex" xmlns:cx3="http://schemas.microsoft.com/office/drawing/2016/5/9/chartex" xmlns:cx2="http://schemas.microsoft.com/office/drawing/2015/10/21/chartex" xmlns:cx1="http://schemas.microsoft.com/office/drawing/2015/9/8/chartex">
+                <mc:Fallback>
                   <w:pict>
                     <v:shape w14:anchorId="49A53B46" id="Straight Arrow Connector 1" o:spid="_x0000_s1026" type="#_x0000_t32" style="position:absolute;margin-left:57pt;margin-top:16.95pt;width:158.75pt;height:0;z-index:251660288;visibility:visible;mso-wrap-style:square;mso-width-percent:0;mso-height-percent:0;mso-wrap-distance-left:9pt;mso-wrap-distance-top:0;mso-wrap-distance-right:9pt;mso-wrap-distance-bottom:0;mso-position-horizontal:absolute;mso-position-horizontal-relative:margin;mso-position-vertical:absolute;mso-position-vertical-relative:text;mso-width-percent:0;mso-height-percent:0;mso-width-relative:page;mso-height-relative:page" o:gfxdata="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">
                       <w10:wrap anchorx="margin"/>
@@ -252,7 +252,7 @@
             <w:proofErr w:type="spellStart"/>
             <w:r>
               <w:rPr>
-                <w:rFonts w:ascii="Times New Roman" w:hAnsi="Times New Roman" w:eastAsia="Times New Roman"/>
+                <w:rFonts w:eastAsia="Times New Roman"/>
                 <w:b/>
                 <w:sz w:val="26"/>
                 <w:szCs w:val="26"/>
@@ -262,7 +262,7 @@
             <w:proofErr w:type="spellEnd"/>
             <w:r>
               <w:rPr>
-                <w:rFonts w:ascii="Times New Roman" w:hAnsi="Times New Roman" w:eastAsia="Times New Roman"/>
+                <w:rFonts w:eastAsia="Times New Roman"/>
                 <w:b/>
                 <w:sz w:val="26"/>
                 <w:szCs w:val="26"/>
@@ -272,7 +272,7 @@
             <w:proofErr w:type="spellStart"/>
             <w:r>
               <w:rPr>
-                <w:rFonts w:ascii="Times New Roman" w:hAnsi="Times New Roman" w:eastAsia="Times New Roman"/>
+                <w:rFonts w:eastAsia="Times New Roman"/>
                 <w:b/>
                 <w:sz w:val="26"/>
                 <w:szCs w:val="26"/>
@@ -282,7 +282,7 @@
             <w:proofErr w:type="spellEnd"/>
             <w:r>
               <w:rPr>
-                <w:rFonts w:ascii="Times New Roman" w:hAnsi="Times New Roman" w:eastAsia="Times New Roman"/>
+                <w:rFonts w:eastAsia="Times New Roman"/>
                 <w:b/>
                 <w:sz w:val="26"/>
                 <w:szCs w:val="26"/>
@@ -291,7 +291,7 @@
             </w:r>
             <w:r>
               <w:rPr>
-                <w:rFonts w:ascii="Times New Roman" w:hAnsi="Times New Roman" w:eastAsia="Times New Roman"/>
+                <w:rFonts w:eastAsia="Times New Roman"/>
                 <w:bCs/>
                 <w:sz w:val="26"/>
                 <w:szCs w:val="26"/>
@@ -300,7 +300,7 @@
             </w:r>
             <w:r>
               <w:rPr>
-                <w:rFonts w:ascii="Times New Roman" w:hAnsi="Times New Roman" w:eastAsia="Times New Roman"/>
+                <w:rFonts w:eastAsia="Times New Roman"/>
                 <w:b/>
                 <w:sz w:val="26"/>
                 <w:szCs w:val="26"/>
@@ -310,7 +310,7 @@
             <w:proofErr w:type="spellStart"/>
             <w:r>
               <w:rPr>
-                <w:rFonts w:ascii="Times New Roman" w:hAnsi="Times New Roman" w:eastAsia="Times New Roman"/>
+                <w:rFonts w:eastAsia="Times New Roman"/>
                 <w:b/>
                 <w:sz w:val="26"/>
                 <w:szCs w:val="26"/>
@@ -320,7 +320,7 @@
             <w:proofErr w:type="spellEnd"/>
             <w:r>
               <w:rPr>
-                <w:rFonts w:ascii="Times New Roman" w:hAnsi="Times New Roman" w:eastAsia="Times New Roman"/>
+                <w:rFonts w:eastAsia="Times New Roman"/>
                 <w:b/>
                 <w:sz w:val="26"/>
                 <w:szCs w:val="26"/>
@@ -329,7 +329,7 @@
             </w:r>
             <w:r>
               <w:rPr>
-                <w:rFonts w:ascii="Times New Roman" w:hAnsi="Times New Roman" w:eastAsia="Times New Roman"/>
+                <w:rFonts w:eastAsia="Times New Roman"/>
                 <w:bCs/>
                 <w:sz w:val="26"/>
                 <w:szCs w:val="26"/>
@@ -338,7 +338,7 @@
             </w:r>
             <w:r>
               <w:rPr>
-                <w:rFonts w:ascii="Times New Roman" w:hAnsi="Times New Roman" w:eastAsia="Times New Roman"/>
+                <w:rFonts w:eastAsia="Times New Roman"/>
                 <w:b/>
                 <w:sz w:val="26"/>
                 <w:szCs w:val="26"/>
@@ -348,7 +348,7 @@
             <w:proofErr w:type="spellStart"/>
             <w:r>
               <w:rPr>
-                <w:rFonts w:ascii="Times New Roman" w:hAnsi="Times New Roman" w:eastAsia="Times New Roman"/>
+                <w:rFonts w:eastAsia="Times New Roman"/>
                 <w:b/>
                 <w:sz w:val="26"/>
                 <w:szCs w:val="26"/>
@@ -358,7 +358,7 @@
             <w:proofErr w:type="spellEnd"/>
             <w:r>
               <w:rPr>
-                <w:rFonts w:ascii="Times New Roman" w:hAnsi="Times New Roman" w:eastAsia="Times New Roman"/>
+                <w:rFonts w:eastAsia="Times New Roman"/>
                 <w:b/>
                 <w:sz w:val="26"/>
                 <w:szCs w:val="26"/>
@@ -368,7 +368,7 @@
             <w:proofErr w:type="spellStart"/>
             <w:r>
               <w:rPr>
-                <w:rFonts w:ascii="Times New Roman" w:hAnsi="Times New Roman" w:eastAsia="Times New Roman"/>
+                <w:rFonts w:eastAsia="Times New Roman"/>
                 <w:b/>
                 <w:sz w:val="26"/>
                 <w:szCs w:val="26"/>
@@ -393,7 +393,7 @@
       </w:pPr>
       <w:r>
         <w:rPr>
-          <w:rFonts w:ascii="Times New Roman" w:hAnsi="Times New Roman" w:eastAsia="Times New Roman"/>
+          <w:rFonts w:eastAsia="Times New Roman"/>
           <w:b/>
           <w:bCs/>
           <w:sz w:val="26"/>
@@ -403,7 +403,7 @@
       </w:r>
       <w:r>
         <w:rPr>
-          <w:rFonts w:ascii="Times New Roman" w:hAnsi="Times New Roman" w:eastAsia="Times New Roman"/>
+          <w:rFonts w:eastAsia="Times New Roman"/>
           <w:b/>
           <w:bCs/>
           <w:sz w:val="26"/>
@@ -432,7 +432,7 @@
       <w:proofErr w:type="spellStart"/>
       <w:r>
         <w:rPr>
-          <w:rFonts w:ascii="Times New Roman" w:hAnsi="Times New Roman" w:eastAsia="Times New Roman"/>
+          <w:rFonts w:eastAsia="Times New Roman"/>
           <w:sz w:val="26"/>
           <w:szCs w:val="26"/>
         </w:rPr>
@@ -441,16 +441,16 @@
       <w:proofErr w:type="spellEnd"/>
       <w:r>
         <w:rPr>
-          <w:rFonts w:ascii="Times New Roman" w:hAnsi="Times New Roman" w:eastAsia="Times New Roman"/>
-          <w:sz w:val="26"/>
-          <w:szCs w:val="26"/>
-        </w:rPr>
-        <w:t xml:space="preserve"> </w:t>
-      </w:r>
-      <w:proofErr w:type="spellStart"/>
-      <w:r>
-        <w:rPr>
-          <w:rFonts w:ascii="Times New Roman" w:hAnsi="Times New Roman" w:eastAsia="Times New Roman"/>
+          <w:rFonts w:eastAsia="Times New Roman"/>
+          <w:sz w:val="26"/>
+          <w:szCs w:val="26"/>
+        </w:rPr>
+        <w:t xml:space="preserve"> </w:t>
+      </w:r>
+      <w:proofErr w:type="spellStart"/>
+      <w:r>
+        <w:rPr>
+          <w:rFonts w:eastAsia="Times New Roman"/>
           <w:sz w:val="26"/>
           <w:szCs w:val="26"/>
         </w:rPr>
@@ -459,7 +459,7 @@
       <w:proofErr w:type="spellEnd"/>
       <w:r>
         <w:rPr>
-          <w:rFonts w:ascii="Times New Roman" w:hAnsi="Times New Roman" w:eastAsia="Times New Roman"/>
+          <w:rFonts w:eastAsia="Times New Roman"/>
           <w:sz w:val="26"/>
           <w:szCs w:val="26"/>
         </w:rPr>
@@ -480,7 +480,7 @@
       </w:pPr>
       <w:r>
         <w:rPr>
-          <w:rFonts w:ascii="Times New Roman" w:hAnsi="Times New Roman" w:eastAsia="Times New Roman"/>
+          <w:rFonts w:eastAsia="Times New Roman"/>
           <w:sz w:val="26"/>
           <w:szCs w:val="26"/>
         </w:rPr>
@@ -490,7 +490,7 @@
       <w:proofErr w:type="spellStart"/>
       <w:r>
         <w:rPr>
-          <w:rFonts w:ascii="Times New Roman" w:hAnsi="Times New Roman" w:eastAsia="Times New Roman"/>
+          <w:rFonts w:eastAsia="Times New Roman"/>
           <w:sz w:val="26"/>
           <w:szCs w:val="26"/>
         </w:rPr>
@@ -499,16 +499,16 @@
       <w:proofErr w:type="spellEnd"/>
       <w:r>
         <w:rPr>
-          <w:rFonts w:ascii="Times New Roman" w:hAnsi="Times New Roman" w:eastAsia="Times New Roman"/>
-          <w:sz w:val="26"/>
-          <w:szCs w:val="26"/>
-        </w:rPr>
-        <w:t xml:space="preserve"> </w:t>
-      </w:r>
-      <w:proofErr w:type="spellStart"/>
-      <w:r>
-        <w:rPr>
-          <w:rFonts w:ascii="Times New Roman" w:hAnsi="Times New Roman" w:eastAsia="Times New Roman"/>
+          <w:rFonts w:eastAsia="Times New Roman"/>
+          <w:sz w:val="26"/>
+          <w:szCs w:val="26"/>
+        </w:rPr>
+        <w:t xml:space="preserve"> </w:t>
+      </w:r>
+      <w:proofErr w:type="spellStart"/>
+      <w:r>
+        <w:rPr>
+          <w:rFonts w:eastAsia="Times New Roman"/>
           <w:sz w:val="26"/>
           <w:szCs w:val="26"/>
         </w:rPr>
@@ -517,34 +517,16 @@
       <w:proofErr w:type="spellEnd"/>
       <w:r>
         <w:rPr>
-          <w:rFonts w:ascii="Times New Roman" w:hAnsi="Times New Roman" w:eastAsia="Times New Roman"/>
-          <w:sz w:val="26"/>
-          <w:szCs w:val="26"/>
-        </w:rPr>
-        <w:t xml:space="preserve"> </w:t>
-      </w:r>
-      <w:proofErr w:type="spellStart"/>
-      <w:r>
-        <w:rPr>
-          <w:rFonts w:ascii="Times New Roman" w:hAnsi="Times New Roman" w:eastAsia="Times New Roman"/>
-          <w:sz w:val="26"/>
-          <w:szCs w:val="26"/>
-        </w:rPr>
-        <w:t>Trường</w:t>
-      </w:r>
-      <w:proofErr w:type="spellEnd"/>
-      <w:r>
-        <w:rPr>
-          <w:rFonts w:ascii="Times New Roman" w:hAnsi="Times New Roman" w:eastAsia="Times New Roman"/>
-          <w:sz w:val="26"/>
-          <w:szCs w:val="26"/>
-        </w:rPr>
-        <w:t xml:space="preserve"> </w:t>
-      </w:r>
-      <w:proofErr w:type="spellStart"/>
-      <w:r>
-        <w:rPr>
-          <w:rFonts w:ascii="Times New Roman" w:hAnsi="Times New Roman" w:eastAsia="Times New Roman"/>
+          <w:rFonts w:eastAsia="Times New Roman"/>
+          <w:sz w:val="26"/>
+          <w:szCs w:val="26"/>
+        </w:rPr>
+        <w:t xml:space="preserve"> Trường </w:t>
+      </w:r>
+      <w:proofErr w:type="spellStart"/>
+      <w:r>
+        <w:rPr>
+          <w:rFonts w:eastAsia="Times New Roman"/>
           <w:sz w:val="26"/>
           <w:szCs w:val="26"/>
         </w:rPr>
@@ -553,16 +535,16 @@
       <w:proofErr w:type="spellEnd"/>
       <w:r>
         <w:rPr>
-          <w:rFonts w:ascii="Times New Roman" w:hAnsi="Times New Roman" w:eastAsia="Times New Roman"/>
-          <w:sz w:val="26"/>
-          <w:szCs w:val="26"/>
-        </w:rPr>
-        <w:t xml:space="preserve"> </w:t>
-      </w:r>
-      <w:proofErr w:type="spellStart"/>
-      <w:r>
-        <w:rPr>
-          <w:rFonts w:ascii="Times New Roman" w:hAnsi="Times New Roman" w:eastAsia="Times New Roman"/>
+          <w:rFonts w:eastAsia="Times New Roman"/>
+          <w:sz w:val="26"/>
+          <w:szCs w:val="26"/>
+        </w:rPr>
+        <w:t xml:space="preserve"> </w:t>
+      </w:r>
+      <w:proofErr w:type="spellStart"/>
+      <w:r>
+        <w:rPr>
+          <w:rFonts w:eastAsia="Times New Roman"/>
           <w:sz w:val="26"/>
           <w:szCs w:val="26"/>
         </w:rPr>
@@ -571,34 +553,16 @@
       <w:proofErr w:type="spellEnd"/>
       <w:r>
         <w:rPr>
-          <w:rFonts w:ascii="Times New Roman" w:hAnsi="Times New Roman" w:eastAsia="Times New Roman"/>
-          <w:sz w:val="26"/>
-          <w:szCs w:val="26"/>
-        </w:rPr>
-        <w:t xml:space="preserve"> </w:t>
-      </w:r>
-      <w:proofErr w:type="spellStart"/>
-      <w:r>
-        <w:rPr>
-          <w:rFonts w:ascii="Times New Roman" w:hAnsi="Times New Roman" w:eastAsia="Times New Roman"/>
-          <w:sz w:val="26"/>
-          <w:szCs w:val="26"/>
-        </w:rPr>
-        <w:t>Kinh</w:t>
-      </w:r>
-      <w:proofErr w:type="spellEnd"/>
-      <w:r>
-        <w:rPr>
-          <w:rFonts w:ascii="Times New Roman" w:hAnsi="Times New Roman" w:eastAsia="Times New Roman"/>
-          <w:sz w:val="26"/>
-          <w:szCs w:val="26"/>
-        </w:rPr>
-        <w:t xml:space="preserve"> </w:t>
-      </w:r>
-      <w:proofErr w:type="spellStart"/>
-      <w:r>
-        <w:rPr>
-          <w:rFonts w:ascii="Times New Roman" w:hAnsi="Times New Roman" w:eastAsia="Times New Roman"/>
+          <w:rFonts w:eastAsia="Times New Roman"/>
+          <w:sz w:val="26"/>
+          <w:szCs w:val="26"/>
+        </w:rPr>
+        <w:t xml:space="preserve"> Kinh </w:t>
+      </w:r>
+      <w:proofErr w:type="spellStart"/>
+      <w:r>
+        <w:rPr>
+          <w:rFonts w:eastAsia="Times New Roman"/>
           <w:sz w:val="26"/>
           <w:szCs w:val="26"/>
         </w:rPr>
@@ -607,7 +571,7 @@
       <w:proofErr w:type="spellEnd"/>
       <w:r>
         <w:rPr>
-          <w:rFonts w:ascii="Times New Roman" w:hAnsi="Times New Roman" w:eastAsia="Times New Roman"/>
+          <w:rFonts w:eastAsia="Times New Roman"/>
           <w:sz w:val="26"/>
           <w:szCs w:val="26"/>
         </w:rPr>
@@ -628,7 +592,7 @@
       </w:pPr>
       <w:r>
         <w:rPr>
-          <w:rFonts w:ascii="Times New Roman" w:hAnsi="Times New Roman" w:eastAsia="Times New Roman"/>
+          <w:rFonts w:eastAsia="Times New Roman"/>
           <w:sz w:val="26"/>
           <w:szCs w:val="26"/>
         </w:rPr>
@@ -638,7 +602,7 @@
       <w:proofErr w:type="spellStart"/>
       <w:r>
         <w:rPr>
-          <w:rFonts w:ascii="Times New Roman" w:hAnsi="Times New Roman" w:eastAsia="Times New Roman"/>
+          <w:rFonts w:eastAsia="Times New Roman"/>
           <w:sz w:val="26"/>
           <w:szCs w:val="26"/>
         </w:rPr>
@@ -647,35 +611,35 @@
       <w:proofErr w:type="spellEnd"/>
       <w:r>
         <w:rPr>
-          <w:rFonts w:ascii="Times New Roman" w:hAnsi="Times New Roman" w:eastAsia="Times New Roman"/>
-          <w:sz w:val="26"/>
-          <w:szCs w:val="26"/>
-        </w:rPr>
-        <w:t xml:space="preserve"> </w:t>
-      </w:r>
-      <w:proofErr w:type="spellStart"/>
-      <w:r>
-        <w:rPr>
-          <w:rFonts w:ascii="Times New Roman" w:hAnsi="Times New Roman" w:eastAsia="Times New Roman"/>
-          <w:sz w:val="26"/>
-          <w:szCs w:val="26"/>
-        </w:rPr>
-        <w:t>Đào</w:t>
-      </w:r>
-      <w:proofErr w:type="spellEnd"/>
-      <w:r>
-        <w:rPr>
-          <w:rFonts w:ascii="Times New Roman" w:hAnsi="Times New Roman" w:eastAsia="Times New Roman"/>
-          <w:sz w:val="26"/>
-          <w:szCs w:val="26"/>
-        </w:rPr>
-        <w:t xml:space="preserve"> tạo;</w:t>
+          <w:rFonts w:eastAsia="Times New Roman"/>
+          <w:sz w:val="26"/>
+          <w:szCs w:val="26"/>
+        </w:rPr>
+        <w:t xml:space="preserve"> Đào </w:t>
+      </w:r>
+      <w:proofErr w:type="spellStart"/>
+      <w:r>
+        <w:rPr>
+          <w:rFonts w:eastAsia="Times New Roman"/>
+          <w:sz w:val="26"/>
+          <w:szCs w:val="26"/>
+        </w:rPr>
+        <w:t>tạo</w:t>
+      </w:r>
+      <w:proofErr w:type="spellEnd"/>
+      <w:r>
+        <w:rPr>
+          <w:rFonts w:eastAsia="Times New Roman"/>
+          <w:sz w:val="26"/>
+          <w:szCs w:val="26"/>
+        </w:rPr>
+        <w:t>;</w:t>
       </w:r>
     </w:p>
     <w:p>
       <w:pPr>
         <w:tabs>
-          <w:tab w:pos="907" w:val="left"/>
+          <w:tab w:val="left" w:pos="907"/>
         </w:tabs>
         <w:ind w:left="720" w:firstLine="720"/>
         <w:jc w:val="left"/>
@@ -686,11 +650,8 @@
       </w:pPr>
       <w:r>
         <w:rPr>
-          <w:rFonts w:ascii="Times New Roman" w:hAnsi="Times New Roman" w:eastAsia="Times New Roman"/>
-          <w:b w:val="0"/>
-          <w:i w:val="0"/>
-          <w:sz w:val="26"/>
-          <w:u w:val="none"/>
+          <w:rFonts w:eastAsia="Times New Roman"/>
+          <w:sz w:val="26"/>
         </w:rPr>
         <w:tab/>
         <w:t>- Lãnh đạo Khoa {{ faculty_name }}</w:t>
@@ -711,7 +672,7 @@
       </w:pPr>
       <w:r>
         <w:rPr>
-          <w:rFonts w:ascii="Times New Roman" w:hAnsi="Times New Roman" w:eastAsia="Times New Roman"/>
+          <w:rFonts w:eastAsia="Times New Roman"/>
           <w:sz w:val="26"/>
           <w:szCs w:val="26"/>
         </w:rPr>
@@ -720,10 +681,8 @@
     </w:p>
     <w:tbl>
       <w:tblPr>
-        <w:tblW w:type="auto" w:w="0"/>
-        <w:jc w:val="left"/>
-        <w:tblLayout w:type="fixed"/>
-        <w:tblLook w:firstColumn="1" w:firstRow="1" w:lastColumn="0" w:lastRow="0" w:noHBand="0" w:noVBand="1" w:val="04A0"/>
+        <w:tblW w:w="0" w:type="auto"/>
+        <w:tblInd w:w="709" w:type="dxa"/>
         <w:tblBorders>
           <w:top w:val="nil"/>
           <w:left w:val="nil"/>
@@ -732,7 +691,8 @@
           <w:insideH w:val="nil"/>
           <w:insideV w:val="nil"/>
         </w:tblBorders>
-        <w:tblInd w:w="709" w:type="dxa"/>
+        <w:tblLayout w:type="fixed"/>
+        <w:tblLook w:val="04A0" w:firstRow="1" w:lastRow="0" w:firstColumn="1" w:lastColumn="0" w:noHBand="0" w:noVBand="1"/>
       </w:tblPr>
       <w:tblGrid>
         <w:gridCol w:w="4649"/>
@@ -741,14 +701,14 @@
       <w:tr>
         <w:tc>
           <w:tcPr>
-            <w:tcW w:type="dxa" w:w="4649"/>
-            <w:vAlign w:val="center"/>
+            <w:tcW w:w="4649" w:type="dxa"/>
             <w:tcMar>
               <w:top w:w="0" w:type="dxa"/>
               <w:left w:w="0" w:type="dxa"/>
               <w:bottom w:w="0" w:type="dxa"/>
               <w:right w:w="0" w:type="dxa"/>
             </w:tcMar>
+            <w:vAlign w:val="center"/>
           </w:tcPr>
           <w:p>
             <w:pPr>
@@ -757,11 +717,8 @@
             </w:pPr>
             <w:r>
               <w:rPr>
-                <w:rFonts w:ascii="Times New Roman" w:hAnsi="Times New Roman" w:eastAsia="Times New Roman"/>
-                <w:b w:val="0"/>
-                <w:i w:val="0"/>
-                <w:sz w:val="26"/>
-                <w:u w:val="none"/>
+                <w:rFonts w:eastAsia="Times New Roman"/>
+                <w:sz w:val="26"/>
               </w:rPr>
               <w:t>Tôi tên là: {{ full_name }}</w:t>
             </w:r>
@@ -769,14 +726,14 @@
         </w:tc>
         <w:tc>
           <w:tcPr>
-            <w:tcW w:type="dxa" w:w="3969"/>
-            <w:vAlign w:val="center"/>
+            <w:tcW w:w="3969" w:type="dxa"/>
             <w:tcMar>
               <w:top w:w="0" w:type="dxa"/>
               <w:left w:w="0" w:type="dxa"/>
               <w:bottom w:w="0" w:type="dxa"/>
               <w:right w:w="0" w:type="dxa"/>
             </w:tcMar>
+            <w:vAlign w:val="center"/>
           </w:tcPr>
           <w:p>
             <w:pPr>
@@ -785,11 +742,8 @@
             </w:pPr>
             <w:r>
               <w:rPr>
-                <w:rFonts w:ascii="Times New Roman" w:hAnsi="Times New Roman" w:eastAsia="Times New Roman"/>
-                <w:b w:val="0"/>
-                <w:i w:val="0"/>
-                <w:sz w:val="26"/>
-                <w:u w:val="none"/>
+                <w:rFonts w:eastAsia="Times New Roman"/>
+                <w:sz w:val="26"/>
               </w:rPr>
               <w:t>Ngày sinh: {{ date_of_birth }}</w:t>
             </w:r>
@@ -799,14 +753,14 @@
       <w:tr>
         <w:tc>
           <w:tcPr>
-            <w:tcW w:type="dxa" w:w="4649"/>
-            <w:vAlign w:val="center"/>
+            <w:tcW w:w="4649" w:type="dxa"/>
             <w:tcMar>
               <w:top w:w="0" w:type="dxa"/>
               <w:left w:w="0" w:type="dxa"/>
               <w:bottom w:w="0" w:type="dxa"/>
               <w:right w:w="0" w:type="dxa"/>
             </w:tcMar>
+            <w:vAlign w:val="center"/>
           </w:tcPr>
           <w:p>
             <w:pPr>
@@ -815,11 +769,8 @@
             </w:pPr>
             <w:r>
               <w:rPr>
-                <w:rFonts w:ascii="Times New Roman" w:hAnsi="Times New Roman" w:eastAsia="Times New Roman"/>
-                <w:b w:val="0"/>
-                <w:i w:val="0"/>
-                <w:sz w:val="26"/>
-                <w:u w:val="none"/>
+                <w:rFonts w:eastAsia="Times New Roman"/>
+                <w:sz w:val="26"/>
               </w:rPr>
               <w:t>Sinh viên lớp: {{ class_name }}</w:t>
             </w:r>
@@ -827,14 +778,14 @@
         </w:tc>
         <w:tc>
           <w:tcPr>
-            <w:tcW w:type="dxa" w:w="3969"/>
-            <w:vAlign w:val="center"/>
+            <w:tcW w:w="3969" w:type="dxa"/>
             <w:tcMar>
               <w:top w:w="0" w:type="dxa"/>
               <w:left w:w="0" w:type="dxa"/>
               <w:bottom w:w="0" w:type="dxa"/>
               <w:right w:w="0" w:type="dxa"/>
             </w:tcMar>
+            <w:vAlign w:val="center"/>
           </w:tcPr>
           <w:p>
             <w:pPr>
@@ -843,11 +794,8 @@
             </w:pPr>
             <w:r>
               <w:rPr>
-                <w:rFonts w:ascii="Times New Roman" w:hAnsi="Times New Roman" w:eastAsia="Times New Roman"/>
-                <w:b w:val="0"/>
-                <w:i w:val="0"/>
-                <w:sz w:val="26"/>
-                <w:u w:val="none"/>
+                <w:rFonts w:eastAsia="Times New Roman"/>
+                <w:sz w:val="26"/>
               </w:rPr>
               <w:t>MSSV: {{ student_id }}</w:t>
             </w:r>
@@ -857,14 +805,14 @@
       <w:tr>
         <w:tc>
           <w:tcPr>
-            <w:tcW w:type="dxa" w:w="4649"/>
-            <w:vAlign w:val="center"/>
+            <w:tcW w:w="4649" w:type="dxa"/>
             <w:tcMar>
               <w:top w:w="0" w:type="dxa"/>
               <w:left w:w="0" w:type="dxa"/>
               <w:bottom w:w="0" w:type="dxa"/>
               <w:right w:w="0" w:type="dxa"/>
             </w:tcMar>
+            <w:vAlign w:val="center"/>
           </w:tcPr>
           <w:p>
             <w:pPr>
@@ -873,11 +821,8 @@
             </w:pPr>
             <w:r>
               <w:rPr>
-                <w:rFonts w:ascii="Times New Roman" w:hAnsi="Times New Roman" w:eastAsia="Times New Roman"/>
-                <w:b w:val="0"/>
-                <w:i w:val="0"/>
-                <w:sz w:val="26"/>
-                <w:u w:val="none"/>
+                <w:rFonts w:eastAsia="Times New Roman"/>
+                <w:sz w:val="26"/>
               </w:rPr>
               <w:t>Số điện thoại: {{ phone }}</w:t>
             </w:r>
@@ -885,14 +830,14 @@
         </w:tc>
         <w:tc>
           <w:tcPr>
-            <w:tcW w:type="dxa" w:w="3969"/>
-            <w:vAlign w:val="center"/>
+            <w:tcW w:w="3969" w:type="dxa"/>
             <w:tcMar>
               <w:top w:w="0" w:type="dxa"/>
               <w:left w:w="0" w:type="dxa"/>
               <w:bottom w:w="0" w:type="dxa"/>
               <w:right w:w="0" w:type="dxa"/>
             </w:tcMar>
+            <w:vAlign w:val="center"/>
           </w:tcPr>
           <w:p>
             <w:pPr>
@@ -901,11 +846,8 @@
             </w:pPr>
             <w:r>
               <w:rPr>
-                <w:rFonts w:ascii="Times New Roman" w:hAnsi="Times New Roman" w:eastAsia="Times New Roman"/>
-                <w:b w:val="0"/>
-                <w:i w:val="0"/>
-                <w:sz w:val="26"/>
-                <w:u w:val="none"/>
+                <w:rFonts w:eastAsia="Times New Roman"/>
+                <w:sz w:val="26"/>
               </w:rPr>
               <w:t>Email: {{ email }}</w:t>
             </w:r>
@@ -927,7 +869,7 @@
       </w:pPr>
       <w:r>
         <w:rPr>
-          <w:rFonts w:ascii="Times New Roman" w:hAnsi="Times New Roman" w:eastAsia="Times New Roman"/>
+          <w:rFonts w:eastAsia="Times New Roman"/>
           <w:sz w:val="26"/>
           <w:szCs w:val="26"/>
         </w:rPr>
@@ -936,7 +878,7 @@
       <w:proofErr w:type="spellStart"/>
       <w:r>
         <w:rPr>
-          <w:rFonts w:ascii="Times New Roman" w:hAnsi="Times New Roman" w:eastAsia="Times New Roman"/>
+          <w:rFonts w:eastAsia="Times New Roman"/>
           <w:sz w:val="26"/>
           <w:szCs w:val="26"/>
         </w:rPr>
@@ -945,16 +887,16 @@
       <w:proofErr w:type="spellEnd"/>
       <w:r>
         <w:rPr>
-          <w:rFonts w:ascii="Times New Roman" w:hAnsi="Times New Roman" w:eastAsia="Times New Roman"/>
-          <w:sz w:val="26"/>
-          <w:szCs w:val="26"/>
-        </w:rPr>
-        <w:t xml:space="preserve"> </w:t>
-      </w:r>
-      <w:proofErr w:type="spellStart"/>
-      <w:r>
-        <w:rPr>
-          <w:rFonts w:ascii="Times New Roman" w:hAnsi="Times New Roman" w:eastAsia="Times New Roman"/>
+          <w:rFonts w:eastAsia="Times New Roman"/>
+          <w:sz w:val="26"/>
+          <w:szCs w:val="26"/>
+        </w:rPr>
+        <w:t xml:space="preserve"> </w:t>
+      </w:r>
+      <w:proofErr w:type="spellStart"/>
+      <w:r>
+        <w:rPr>
+          <w:rFonts w:eastAsia="Times New Roman"/>
           <w:sz w:val="26"/>
           <w:szCs w:val="26"/>
         </w:rPr>
@@ -963,16 +905,16 @@
       <w:proofErr w:type="spellEnd"/>
       <w:r>
         <w:rPr>
-          <w:rFonts w:ascii="Times New Roman" w:hAnsi="Times New Roman" w:eastAsia="Times New Roman"/>
-          <w:sz w:val="26"/>
-          <w:szCs w:val="26"/>
-        </w:rPr>
-        <w:t xml:space="preserve"> </w:t>
-      </w:r>
-      <w:proofErr w:type="spellStart"/>
-      <w:r>
-        <w:rPr>
-          <w:rFonts w:ascii="Times New Roman" w:hAnsi="Times New Roman" w:eastAsia="Times New Roman"/>
+          <w:rFonts w:eastAsia="Times New Roman"/>
+          <w:sz w:val="26"/>
+          <w:szCs w:val="26"/>
+        </w:rPr>
+        <w:t xml:space="preserve"> </w:t>
+      </w:r>
+      <w:proofErr w:type="spellStart"/>
+      <w:r>
+        <w:rPr>
+          <w:rFonts w:eastAsia="Times New Roman"/>
           <w:sz w:val="26"/>
           <w:szCs w:val="26"/>
         </w:rPr>
@@ -981,16 +923,16 @@
       <w:proofErr w:type="spellEnd"/>
       <w:r>
         <w:rPr>
-          <w:rFonts w:ascii="Times New Roman" w:hAnsi="Times New Roman" w:eastAsia="Times New Roman"/>
-          <w:sz w:val="26"/>
-          <w:szCs w:val="26"/>
-        </w:rPr>
-        <w:t xml:space="preserve"> </w:t>
-      </w:r>
-      <w:proofErr w:type="spellStart"/>
-      <w:r>
-        <w:rPr>
-          <w:rFonts w:ascii="Times New Roman" w:hAnsi="Times New Roman" w:eastAsia="Times New Roman"/>
+          <w:rFonts w:eastAsia="Times New Roman"/>
+          <w:sz w:val="26"/>
+          <w:szCs w:val="26"/>
+        </w:rPr>
+        <w:t xml:space="preserve"> </w:t>
+      </w:r>
+      <w:proofErr w:type="spellStart"/>
+      <w:r>
+        <w:rPr>
+          <w:rFonts w:eastAsia="Times New Roman"/>
           <w:sz w:val="26"/>
           <w:szCs w:val="26"/>
         </w:rPr>
@@ -999,16 +941,16 @@
       <w:proofErr w:type="spellEnd"/>
       <w:r>
         <w:rPr>
-          <w:rFonts w:ascii="Times New Roman" w:hAnsi="Times New Roman" w:eastAsia="Times New Roman"/>
-          <w:sz w:val="26"/>
-          <w:szCs w:val="26"/>
-        </w:rPr>
-        <w:t xml:space="preserve"> </w:t>
-      </w:r>
-      <w:proofErr w:type="spellStart"/>
-      <w:r>
-        <w:rPr>
-          <w:rFonts w:ascii="Times New Roman" w:hAnsi="Times New Roman" w:eastAsia="Times New Roman"/>
+          <w:rFonts w:eastAsia="Times New Roman"/>
+          <w:sz w:val="26"/>
+          <w:szCs w:val="26"/>
+        </w:rPr>
+        <w:t xml:space="preserve"> </w:t>
+      </w:r>
+      <w:proofErr w:type="spellStart"/>
+      <w:r>
+        <w:rPr>
+          <w:rFonts w:eastAsia="Times New Roman"/>
           <w:sz w:val="26"/>
           <w:szCs w:val="26"/>
         </w:rPr>
@@ -1017,16 +959,16 @@
       <w:proofErr w:type="spellEnd"/>
       <w:r>
         <w:rPr>
-          <w:rFonts w:ascii="Times New Roman" w:hAnsi="Times New Roman" w:eastAsia="Times New Roman"/>
-          <w:sz w:val="26"/>
-          <w:szCs w:val="26"/>
-        </w:rPr>
-        <w:t xml:space="preserve"> </w:t>
-      </w:r>
-      <w:proofErr w:type="spellStart"/>
-      <w:r>
-        <w:rPr>
-          <w:rFonts w:ascii="Times New Roman" w:hAnsi="Times New Roman" w:eastAsia="Times New Roman"/>
+          <w:rFonts w:eastAsia="Times New Roman"/>
+          <w:sz w:val="26"/>
+          <w:szCs w:val="26"/>
+        </w:rPr>
+        <w:t xml:space="preserve"> </w:t>
+      </w:r>
+      <w:proofErr w:type="spellStart"/>
+      <w:r>
+        <w:rPr>
+          <w:rFonts w:eastAsia="Times New Roman"/>
           <w:sz w:val="26"/>
           <w:szCs w:val="26"/>
         </w:rPr>
@@ -1035,16 +977,16 @@
       <w:proofErr w:type="spellEnd"/>
       <w:r>
         <w:rPr>
-          <w:rFonts w:ascii="Times New Roman" w:hAnsi="Times New Roman" w:eastAsia="Times New Roman"/>
-          <w:sz w:val="26"/>
-          <w:szCs w:val="26"/>
-        </w:rPr>
-        <w:t xml:space="preserve"> </w:t>
-      </w:r>
-      <w:proofErr w:type="spellStart"/>
-      <w:r>
-        <w:rPr>
-          <w:rFonts w:ascii="Times New Roman" w:hAnsi="Times New Roman" w:eastAsia="Times New Roman"/>
+          <w:rFonts w:eastAsia="Times New Roman"/>
+          <w:sz w:val="26"/>
+          <w:szCs w:val="26"/>
+        </w:rPr>
+        <w:t xml:space="preserve"> </w:t>
+      </w:r>
+      <w:proofErr w:type="spellStart"/>
+      <w:r>
+        <w:rPr>
+          <w:rFonts w:eastAsia="Times New Roman"/>
           <w:sz w:val="26"/>
           <w:szCs w:val="26"/>
         </w:rPr>
@@ -1053,7 +995,7 @@
       <w:proofErr w:type="spellEnd"/>
       <w:r>
         <w:rPr>
-          <w:rFonts w:ascii="Times New Roman" w:hAnsi="Times New Roman" w:eastAsia="Times New Roman"/>
+          <w:rFonts w:eastAsia="Times New Roman"/>
           <w:sz w:val="26"/>
           <w:szCs w:val="26"/>
         </w:rPr>
@@ -1062,7 +1004,7 @@
       <w:proofErr w:type="spellStart"/>
       <w:r>
         <w:rPr>
-          <w:rFonts w:ascii="Times New Roman" w:hAnsi="Times New Roman" w:eastAsia="Times New Roman"/>
+          <w:rFonts w:eastAsia="Times New Roman"/>
           <w:sz w:val="26"/>
           <w:szCs w:val="26"/>
         </w:rPr>
@@ -1071,16 +1013,16 @@
       <w:proofErr w:type="spellEnd"/>
       <w:r>
         <w:rPr>
-          <w:rFonts w:ascii="Times New Roman" w:hAnsi="Times New Roman" w:eastAsia="Times New Roman"/>
-          <w:sz w:val="26"/>
-          <w:szCs w:val="26"/>
-        </w:rPr>
-        <w:t xml:space="preserve"> </w:t>
-      </w:r>
-      <w:proofErr w:type="spellStart"/>
-      <w:r>
-        <w:rPr>
-          <w:rFonts w:ascii="Times New Roman" w:hAnsi="Times New Roman" w:eastAsia="Times New Roman"/>
+          <w:rFonts w:eastAsia="Times New Roman"/>
+          <w:sz w:val="26"/>
+          <w:szCs w:val="26"/>
+        </w:rPr>
+        <w:t xml:space="preserve"> </w:t>
+      </w:r>
+      <w:proofErr w:type="spellStart"/>
+      <w:r>
+        <w:rPr>
+          <w:rFonts w:eastAsia="Times New Roman"/>
           <w:sz w:val="26"/>
           <w:szCs w:val="26"/>
         </w:rPr>
@@ -1089,16 +1031,16 @@
       <w:proofErr w:type="spellEnd"/>
       <w:r>
         <w:rPr>
-          <w:rFonts w:ascii="Times New Roman" w:hAnsi="Times New Roman" w:eastAsia="Times New Roman"/>
-          <w:sz w:val="26"/>
-          <w:szCs w:val="26"/>
-        </w:rPr>
-        <w:t xml:space="preserve"> </w:t>
-      </w:r>
-      <w:proofErr w:type="spellStart"/>
-      <w:r>
-        <w:rPr>
-          <w:rFonts w:ascii="Times New Roman" w:hAnsi="Times New Roman" w:eastAsia="Times New Roman"/>
+          <w:rFonts w:eastAsia="Times New Roman"/>
+          <w:sz w:val="26"/>
+          <w:szCs w:val="26"/>
+        </w:rPr>
+        <w:t xml:space="preserve"> </w:t>
+      </w:r>
+      <w:proofErr w:type="spellStart"/>
+      <w:r>
+        <w:rPr>
+          <w:rFonts w:eastAsia="Times New Roman"/>
           <w:sz w:val="26"/>
           <w:szCs w:val="26"/>
         </w:rPr>
@@ -1107,16 +1049,16 @@
       <w:proofErr w:type="spellEnd"/>
       <w:r>
         <w:rPr>
-          <w:rFonts w:ascii="Times New Roman" w:hAnsi="Times New Roman" w:eastAsia="Times New Roman"/>
-          <w:sz w:val="26"/>
-          <w:szCs w:val="26"/>
-        </w:rPr>
-        <w:t xml:space="preserve"> </w:t>
-      </w:r>
-      <w:proofErr w:type="spellStart"/>
-      <w:r>
-        <w:rPr>
-          <w:rFonts w:ascii="Times New Roman" w:hAnsi="Times New Roman" w:eastAsia="Times New Roman"/>
+          <w:rFonts w:eastAsia="Times New Roman"/>
+          <w:sz w:val="26"/>
+          <w:szCs w:val="26"/>
+        </w:rPr>
+        <w:t xml:space="preserve"> </w:t>
+      </w:r>
+      <w:proofErr w:type="spellStart"/>
+      <w:r>
+        <w:rPr>
+          <w:rFonts w:eastAsia="Times New Roman"/>
           <w:sz w:val="26"/>
           <w:szCs w:val="26"/>
         </w:rPr>
@@ -1125,7 +1067,7 @@
       <w:proofErr w:type="spellEnd"/>
       <w:r>
         <w:rPr>
-          <w:rFonts w:ascii="Times New Roman" w:hAnsi="Times New Roman" w:eastAsia="Times New Roman"/>
+          <w:rFonts w:eastAsia="Times New Roman"/>
           <w:sz w:val="26"/>
           <w:szCs w:val="26"/>
         </w:rPr>
@@ -1134,7 +1076,7 @@
       <w:proofErr w:type="spellStart"/>
       <w:r>
         <w:rPr>
-          <w:rFonts w:ascii="Times New Roman" w:hAnsi="Times New Roman" w:eastAsia="Times New Roman"/>
+          <w:rFonts w:eastAsia="Times New Roman"/>
           <w:sz w:val="26"/>
           <w:szCs w:val="26"/>
         </w:rPr>
@@ -1143,34 +1085,16 @@
       <w:proofErr w:type="spellEnd"/>
       <w:r>
         <w:rPr>
-          <w:rFonts w:ascii="Times New Roman" w:hAnsi="Times New Roman" w:eastAsia="Times New Roman"/>
-          <w:sz w:val="26"/>
-          <w:szCs w:val="26"/>
-        </w:rPr>
-        <w:t xml:space="preserve">, </w:t>
-      </w:r>
-      <w:proofErr w:type="spellStart"/>
-      <w:r>
-        <w:rPr>
-          <w:rFonts w:ascii="Times New Roman" w:hAnsi="Times New Roman" w:eastAsia="Times New Roman"/>
-          <w:sz w:val="26"/>
-          <w:szCs w:val="26"/>
-        </w:rPr>
-        <w:t>Khoa</w:t>
-      </w:r>
-      <w:proofErr w:type="spellEnd"/>
-      <w:r>
-        <w:rPr>
-          <w:rFonts w:ascii="Times New Roman" w:hAnsi="Times New Roman" w:eastAsia="Times New Roman"/>
-          <w:sz w:val="26"/>
-          <w:szCs w:val="26"/>
-        </w:rPr>
-        <w:t xml:space="preserve"> </w:t>
-      </w:r>
-      <w:proofErr w:type="spellStart"/>
-      <w:r>
-        <w:rPr>
-          <w:rFonts w:ascii="Times New Roman" w:hAnsi="Times New Roman" w:eastAsia="Times New Roman"/>
+          <w:rFonts w:eastAsia="Times New Roman"/>
+          <w:sz w:val="26"/>
+          <w:szCs w:val="26"/>
+        </w:rPr>
+        <w:t xml:space="preserve">, Khoa </w:t>
+      </w:r>
+      <w:proofErr w:type="spellStart"/>
+      <w:r>
+        <w:rPr>
+          <w:rFonts w:eastAsia="Times New Roman"/>
           <w:sz w:val="26"/>
           <w:szCs w:val="26"/>
         </w:rPr>
@@ -1179,16 +1103,16 @@
       <w:proofErr w:type="spellEnd"/>
       <w:r>
         <w:rPr>
-          <w:rFonts w:ascii="Times New Roman" w:hAnsi="Times New Roman" w:eastAsia="Times New Roman"/>
-          <w:sz w:val="26"/>
-          <w:szCs w:val="26"/>
-        </w:rPr>
-        <w:t xml:space="preserve"> </w:t>
-      </w:r>
-      <w:proofErr w:type="spellStart"/>
-      <w:r>
-        <w:rPr>
-          <w:rFonts w:ascii="Times New Roman" w:hAnsi="Times New Roman" w:eastAsia="Times New Roman"/>
+          <w:rFonts w:eastAsia="Times New Roman"/>
+          <w:sz w:val="26"/>
+          <w:szCs w:val="26"/>
+        </w:rPr>
+        <w:t xml:space="preserve"> </w:t>
+      </w:r>
+      <w:proofErr w:type="spellStart"/>
+      <w:r>
+        <w:rPr>
+          <w:rFonts w:eastAsia="Times New Roman"/>
           <w:sz w:val="26"/>
           <w:szCs w:val="26"/>
         </w:rPr>
@@ -1197,16 +1121,16 @@
       <w:proofErr w:type="spellEnd"/>
       <w:r>
         <w:rPr>
-          <w:rFonts w:ascii="Times New Roman" w:hAnsi="Times New Roman" w:eastAsia="Times New Roman"/>
-          <w:sz w:val="26"/>
-          <w:szCs w:val="26"/>
-        </w:rPr>
-        <w:t xml:space="preserve"> </w:t>
-      </w:r>
-      <w:proofErr w:type="spellStart"/>
-      <w:r>
-        <w:rPr>
-          <w:rFonts w:ascii="Times New Roman" w:hAnsi="Times New Roman" w:eastAsia="Times New Roman"/>
+          <w:rFonts w:eastAsia="Times New Roman"/>
+          <w:sz w:val="26"/>
+          <w:szCs w:val="26"/>
+        </w:rPr>
+        <w:t xml:space="preserve"> </w:t>
+      </w:r>
+      <w:proofErr w:type="spellStart"/>
+      <w:r>
+        <w:rPr>
+          <w:rFonts w:eastAsia="Times New Roman"/>
           <w:sz w:val="26"/>
           <w:szCs w:val="26"/>
         </w:rPr>
@@ -1215,16 +1139,16 @@
       <w:proofErr w:type="spellEnd"/>
       <w:r>
         <w:rPr>
-          <w:rFonts w:ascii="Times New Roman" w:hAnsi="Times New Roman" w:eastAsia="Times New Roman"/>
-          <w:sz w:val="26"/>
-          <w:szCs w:val="26"/>
-        </w:rPr>
-        <w:t xml:space="preserve"> </w:t>
-      </w:r>
-      <w:proofErr w:type="spellStart"/>
-      <w:r>
-        <w:rPr>
-          <w:rFonts w:ascii="Times New Roman" w:hAnsi="Times New Roman" w:eastAsia="Times New Roman"/>
+          <w:rFonts w:eastAsia="Times New Roman"/>
+          <w:sz w:val="26"/>
+          <w:szCs w:val="26"/>
+        </w:rPr>
+        <w:t xml:space="preserve"> </w:t>
+      </w:r>
+      <w:proofErr w:type="spellStart"/>
+      <w:r>
+        <w:rPr>
+          <w:rFonts w:eastAsia="Times New Roman"/>
           <w:sz w:val="26"/>
           <w:szCs w:val="26"/>
         </w:rPr>
@@ -1233,16 +1157,16 @@
       <w:proofErr w:type="spellEnd"/>
       <w:r>
         <w:rPr>
-          <w:rFonts w:ascii="Times New Roman" w:hAnsi="Times New Roman" w:eastAsia="Times New Roman"/>
-          <w:sz w:val="26"/>
-          <w:szCs w:val="26"/>
-        </w:rPr>
-        <w:t xml:space="preserve"> </w:t>
-      </w:r>
-      <w:proofErr w:type="spellStart"/>
-      <w:r>
-        <w:rPr>
-          <w:rFonts w:ascii="Times New Roman" w:hAnsi="Times New Roman" w:eastAsia="Times New Roman"/>
+          <w:rFonts w:eastAsia="Times New Roman"/>
+          <w:sz w:val="26"/>
+          <w:szCs w:val="26"/>
+        </w:rPr>
+        <w:t xml:space="preserve"> </w:t>
+      </w:r>
+      <w:proofErr w:type="spellStart"/>
+      <w:r>
+        <w:rPr>
+          <w:rFonts w:eastAsia="Times New Roman"/>
           <w:sz w:val="26"/>
           <w:szCs w:val="26"/>
         </w:rPr>
@@ -1251,16 +1175,16 @@
       <w:proofErr w:type="spellEnd"/>
       <w:r>
         <w:rPr>
-          <w:rFonts w:ascii="Times New Roman" w:hAnsi="Times New Roman" w:eastAsia="Times New Roman"/>
-          <w:sz w:val="26"/>
-          <w:szCs w:val="26"/>
-        </w:rPr>
-        <w:t xml:space="preserve"> </w:t>
-      </w:r>
-      <w:proofErr w:type="spellStart"/>
-      <w:r>
-        <w:rPr>
-          <w:rFonts w:ascii="Times New Roman" w:hAnsi="Times New Roman" w:eastAsia="Times New Roman"/>
+          <w:rFonts w:eastAsia="Times New Roman"/>
+          <w:sz w:val="26"/>
+          <w:szCs w:val="26"/>
+        </w:rPr>
+        <w:t xml:space="preserve"> </w:t>
+      </w:r>
+      <w:proofErr w:type="spellStart"/>
+      <w:r>
+        <w:rPr>
+          <w:rFonts w:eastAsia="Times New Roman"/>
           <w:sz w:val="26"/>
           <w:szCs w:val="26"/>
         </w:rPr>
@@ -1269,16 +1193,16 @@
       <w:proofErr w:type="spellEnd"/>
       <w:r>
         <w:rPr>
-          <w:rFonts w:ascii="Times New Roman" w:hAnsi="Times New Roman" w:eastAsia="Times New Roman"/>
-          <w:sz w:val="26"/>
-          <w:szCs w:val="26"/>
-        </w:rPr>
-        <w:t xml:space="preserve"> </w:t>
-      </w:r>
-      <w:proofErr w:type="spellStart"/>
-      <w:r>
-        <w:rPr>
-          <w:rFonts w:ascii="Times New Roman" w:hAnsi="Times New Roman" w:eastAsia="Times New Roman"/>
+          <w:rFonts w:eastAsia="Times New Roman"/>
+          <w:sz w:val="26"/>
+          <w:szCs w:val="26"/>
+        </w:rPr>
+        <w:t xml:space="preserve"> </w:t>
+      </w:r>
+      <w:proofErr w:type="spellStart"/>
+      <w:r>
+        <w:rPr>
+          <w:rFonts w:eastAsia="Times New Roman"/>
           <w:sz w:val="26"/>
           <w:szCs w:val="26"/>
         </w:rPr>
@@ -1287,16 +1211,16 @@
       <w:proofErr w:type="spellEnd"/>
       <w:r>
         <w:rPr>
-          <w:rFonts w:ascii="Times New Roman" w:hAnsi="Times New Roman" w:eastAsia="Times New Roman"/>
-          <w:sz w:val="26"/>
-          <w:szCs w:val="26"/>
-        </w:rPr>
-        <w:t xml:space="preserve"> </w:t>
-      </w:r>
-      <w:proofErr w:type="spellStart"/>
-      <w:r>
-        <w:rPr>
-          <w:rFonts w:ascii="Times New Roman" w:hAnsi="Times New Roman" w:eastAsia="Times New Roman"/>
+          <w:rFonts w:eastAsia="Times New Roman"/>
+          <w:sz w:val="26"/>
+          <w:szCs w:val="26"/>
+        </w:rPr>
+        <w:t xml:space="preserve"> </w:t>
+      </w:r>
+      <w:proofErr w:type="spellStart"/>
+      <w:r>
+        <w:rPr>
+          <w:rFonts w:eastAsia="Times New Roman"/>
           <w:sz w:val="26"/>
           <w:szCs w:val="26"/>
         </w:rPr>
@@ -1305,16 +1229,16 @@
       <w:proofErr w:type="spellEnd"/>
       <w:r>
         <w:rPr>
-          <w:rFonts w:ascii="Times New Roman" w:hAnsi="Times New Roman" w:eastAsia="Times New Roman"/>
-          <w:sz w:val="26"/>
-          <w:szCs w:val="26"/>
-        </w:rPr>
-        <w:t xml:space="preserve"> </w:t>
-      </w:r>
-      <w:proofErr w:type="spellStart"/>
-      <w:r>
-        <w:rPr>
-          <w:rFonts w:ascii="Times New Roman" w:hAnsi="Times New Roman" w:eastAsia="Times New Roman"/>
+          <w:rFonts w:eastAsia="Times New Roman"/>
+          <w:sz w:val="26"/>
+          <w:szCs w:val="26"/>
+        </w:rPr>
+        <w:t xml:space="preserve"> </w:t>
+      </w:r>
+      <w:proofErr w:type="spellStart"/>
+      <w:r>
+        <w:rPr>
+          <w:rFonts w:eastAsia="Times New Roman"/>
           <w:sz w:val="26"/>
           <w:szCs w:val="26"/>
         </w:rPr>
@@ -1323,16 +1247,16 @@
       <w:proofErr w:type="spellEnd"/>
       <w:r>
         <w:rPr>
-          <w:rFonts w:ascii="Times New Roman" w:hAnsi="Times New Roman" w:eastAsia="Times New Roman"/>
-          <w:sz w:val="26"/>
-          <w:szCs w:val="26"/>
-        </w:rPr>
-        <w:t xml:space="preserve"> </w:t>
-      </w:r>
-      <w:proofErr w:type="spellStart"/>
-      <w:r>
-        <w:rPr>
-          <w:rFonts w:ascii="Times New Roman" w:hAnsi="Times New Roman" w:eastAsia="Times New Roman"/>
+          <w:rFonts w:eastAsia="Times New Roman"/>
+          <w:sz w:val="26"/>
+          <w:szCs w:val="26"/>
+        </w:rPr>
+        <w:t xml:space="preserve"> </w:t>
+      </w:r>
+      <w:proofErr w:type="spellStart"/>
+      <w:r>
+        <w:rPr>
+          <w:rFonts w:eastAsia="Times New Roman"/>
           <w:sz w:val="26"/>
           <w:szCs w:val="26"/>
         </w:rPr>
@@ -1341,16 +1265,16 @@
       <w:proofErr w:type="spellEnd"/>
       <w:r>
         <w:rPr>
-          <w:rFonts w:ascii="Times New Roman" w:hAnsi="Times New Roman" w:eastAsia="Times New Roman"/>
-          <w:sz w:val="26"/>
-          <w:szCs w:val="26"/>
-        </w:rPr>
-        <w:t xml:space="preserve"> </w:t>
-      </w:r>
-      <w:proofErr w:type="spellStart"/>
-      <w:r>
-        <w:rPr>
-          <w:rFonts w:ascii="Times New Roman" w:hAnsi="Times New Roman" w:eastAsia="Times New Roman"/>
+          <w:rFonts w:eastAsia="Times New Roman"/>
+          <w:sz w:val="26"/>
+          <w:szCs w:val="26"/>
+        </w:rPr>
+        <w:t xml:space="preserve"> </w:t>
+      </w:r>
+      <w:proofErr w:type="spellStart"/>
+      <w:r>
+        <w:rPr>
+          <w:rFonts w:eastAsia="Times New Roman"/>
           <w:sz w:val="26"/>
           <w:szCs w:val="26"/>
         </w:rPr>
@@ -1359,16 +1283,16 @@
       <w:proofErr w:type="spellEnd"/>
       <w:r>
         <w:rPr>
-          <w:rFonts w:ascii="Times New Roman" w:hAnsi="Times New Roman" w:eastAsia="Times New Roman"/>
-          <w:sz w:val="26"/>
-          <w:szCs w:val="26"/>
-        </w:rPr>
-        <w:t xml:space="preserve"> </w:t>
-      </w:r>
-      <w:proofErr w:type="spellStart"/>
-      <w:r>
-        <w:rPr>
-          <w:rFonts w:ascii="Times New Roman" w:hAnsi="Times New Roman" w:eastAsia="Times New Roman"/>
+          <w:rFonts w:eastAsia="Times New Roman"/>
+          <w:sz w:val="26"/>
+          <w:szCs w:val="26"/>
+        </w:rPr>
+        <w:t xml:space="preserve"> </w:t>
+      </w:r>
+      <w:proofErr w:type="spellStart"/>
+      <w:r>
+        <w:rPr>
+          <w:rFonts w:eastAsia="Times New Roman"/>
           <w:sz w:val="26"/>
           <w:szCs w:val="26"/>
         </w:rPr>
@@ -1377,16 +1301,16 @@
       <w:proofErr w:type="spellEnd"/>
       <w:r>
         <w:rPr>
-          <w:rFonts w:ascii="Times New Roman" w:hAnsi="Times New Roman" w:eastAsia="Times New Roman"/>
-          <w:sz w:val="26"/>
-          <w:szCs w:val="26"/>
-        </w:rPr>
-        <w:t xml:space="preserve"> </w:t>
-      </w:r>
-      <w:proofErr w:type="spellStart"/>
-      <w:r>
-        <w:rPr>
-          <w:rFonts w:ascii="Times New Roman" w:hAnsi="Times New Roman" w:eastAsia="Times New Roman"/>
+          <w:rFonts w:eastAsia="Times New Roman"/>
+          <w:sz w:val="26"/>
+          <w:szCs w:val="26"/>
+        </w:rPr>
+        <w:t xml:space="preserve"> </w:t>
+      </w:r>
+      <w:proofErr w:type="spellStart"/>
+      <w:r>
+        <w:rPr>
+          <w:rFonts w:eastAsia="Times New Roman"/>
           <w:sz w:val="26"/>
           <w:szCs w:val="26"/>
         </w:rPr>
@@ -1395,16 +1319,16 @@
       <w:proofErr w:type="spellEnd"/>
       <w:r>
         <w:rPr>
-          <w:rFonts w:ascii="Times New Roman" w:hAnsi="Times New Roman" w:eastAsia="Times New Roman"/>
-          <w:sz w:val="26"/>
-          <w:szCs w:val="26"/>
-        </w:rPr>
-        <w:t xml:space="preserve"> </w:t>
-      </w:r>
-      <w:proofErr w:type="spellStart"/>
-      <w:r>
-        <w:rPr>
-          <w:rFonts w:ascii="Times New Roman" w:hAnsi="Times New Roman" w:eastAsia="Times New Roman"/>
+          <w:rFonts w:eastAsia="Times New Roman"/>
+          <w:sz w:val="26"/>
+          <w:szCs w:val="26"/>
+        </w:rPr>
+        <w:t xml:space="preserve"> </w:t>
+      </w:r>
+      <w:proofErr w:type="spellStart"/>
+      <w:r>
+        <w:rPr>
+          <w:rFonts w:eastAsia="Times New Roman"/>
           <w:sz w:val="26"/>
           <w:szCs w:val="26"/>
         </w:rPr>
@@ -1413,16 +1337,16 @@
       <w:proofErr w:type="spellEnd"/>
       <w:r>
         <w:rPr>
-          <w:rFonts w:ascii="Times New Roman" w:hAnsi="Times New Roman" w:eastAsia="Times New Roman"/>
-          <w:sz w:val="26"/>
-          <w:szCs w:val="26"/>
-        </w:rPr>
-        <w:t xml:space="preserve"> </w:t>
-      </w:r>
-      <w:proofErr w:type="spellStart"/>
-      <w:r>
-        <w:rPr>
-          <w:rFonts w:ascii="Times New Roman" w:hAnsi="Times New Roman" w:eastAsia="Times New Roman"/>
+          <w:rFonts w:eastAsia="Times New Roman"/>
+          <w:sz w:val="26"/>
+          <w:szCs w:val="26"/>
+        </w:rPr>
+        <w:t xml:space="preserve"> </w:t>
+      </w:r>
+      <w:proofErr w:type="spellStart"/>
+      <w:r>
+        <w:rPr>
+          <w:rFonts w:eastAsia="Times New Roman"/>
           <w:sz w:val="26"/>
           <w:szCs w:val="26"/>
         </w:rPr>
@@ -1431,7 +1355,7 @@
       <w:proofErr w:type="spellEnd"/>
       <w:r>
         <w:rPr>
-          <w:rFonts w:ascii="Times New Roman" w:hAnsi="Times New Roman" w:eastAsia="Times New Roman"/>
+          <w:rFonts w:eastAsia="Times New Roman"/>
           <w:sz w:val="26"/>
           <w:szCs w:val="26"/>
         </w:rPr>
@@ -1450,23 +1374,10 @@
       </w:pPr>
       <w:r>
         <w:rPr>
-          <w:rFonts w:ascii="Times New Roman" w:hAnsi="Times New Roman" w:eastAsia="Times New Roman"/>
-          <w:b w:val="0"/>
-          <w:i w:val="0"/>
-          <w:sz w:val="26"/>
-          <w:u w:val="none"/>
-        </w:rPr>
-        <w:t xml:space="preserve">Lý do: </w:t>
-      </w:r>
-      <w:r>
-        <w:rPr>
-          <w:rFonts w:ascii="Times New Roman" w:hAnsi="Times New Roman" w:eastAsia="Times New Roman"/>
-          <w:b w:val="0"/>
-          <w:i w:val="0"/>
-          <w:sz w:val="26"/>
-          <w:u w:val="none"/>
-        </w:rPr>
-        <w:t>{{ dropout_reason }}</w:t>
+          <w:rFonts w:eastAsia="Times New Roman"/>
+          <w:sz w:val="26"/>
+        </w:rPr>
+        <w:t>Lý do: {{ dropout_reason }}</w:t>
       </w:r>
     </w:p>
     <w:p>
@@ -1483,13 +1394,10 @@
       </w:pPr>
       <w:r>
         <w:rPr>
-          <w:rFonts w:ascii="Times New Roman" w:hAnsi="Times New Roman" w:eastAsia="Times New Roman"/>
-          <w:b w:val="0"/>
-          <w:i w:val="0"/>
-          <w:sz w:val="26"/>
-          <w:u w:val="none"/>
-        </w:rPr>
-        <w:t xml:space="preserve"> </w:t>
+          <w:rFonts w:eastAsia="Times New Roman"/>
+          <w:sz w:val="26"/>
+        </w:rPr>
+        <w:t> </w:t>
       </w:r>
     </w:p>
     <w:p>
@@ -1506,13 +1414,10 @@
       </w:pPr>
       <w:r>
         <w:rPr>
-          <w:rFonts w:ascii="Times New Roman" w:hAnsi="Times New Roman" w:eastAsia="Times New Roman"/>
-          <w:b w:val="0"/>
-          <w:i w:val="0"/>
-          <w:sz w:val="26"/>
-          <w:u w:val="none"/>
-        </w:rPr>
-        <w:t xml:space="preserve"> </w:t>
+          <w:rFonts w:eastAsia="Times New Roman"/>
+          <w:sz w:val="26"/>
+        </w:rPr>
+        <w:t> </w:t>
       </w:r>
     </w:p>
     <w:p>
@@ -1529,13 +1434,10 @@
       </w:pPr>
       <w:r>
         <w:rPr>
-          <w:rFonts w:ascii="Times New Roman" w:hAnsi="Times New Roman" w:eastAsia="Times New Roman"/>
-          <w:b w:val="0"/>
-          <w:i w:val="0"/>
-          <w:sz w:val="26"/>
-          <w:u w:val="none"/>
-        </w:rPr>
-        <w:t xml:space="preserve"> </w:t>
+          <w:rFonts w:eastAsia="Times New Roman"/>
+          <w:sz w:val="26"/>
+        </w:rPr>
+        <w:t> </w:t>
       </w:r>
     </w:p>
     <w:p>
@@ -1549,23 +1451,10 @@
       </w:pPr>
       <w:r>
         <w:rPr>
-          <w:rFonts w:ascii="Times New Roman" w:hAnsi="Times New Roman" w:eastAsia="Times New Roman"/>
-          <w:b w:val="0"/>
-          <w:i w:val="0"/>
-          <w:sz w:val="26"/>
-          <w:u w:val="none"/>
-        </w:rPr>
-        <w:t xml:space="preserve">Có kèm theo xác nhận của: </w:t>
-      </w:r>
-      <w:r>
-        <w:rPr>
-          <w:rFonts w:ascii="Times New Roman" w:hAnsi="Times New Roman" w:eastAsia="Times New Roman"/>
-          <w:b w:val="0"/>
-          <w:i w:val="0"/>
-          <w:sz w:val="26"/>
-          <w:u w:val="none"/>
-        </w:rPr>
-        <w:t>{{ confirmation_by }}</w:t>
+          <w:rFonts w:eastAsia="Times New Roman"/>
+          <w:sz w:val="26"/>
+        </w:rPr>
+        <w:t>Có kèm theo xác nhận của: {{ confirmation_by }}</w:t>
       </w:r>
     </w:p>
     <w:p>
@@ -1584,7 +1473,7 @@
       <w:proofErr w:type="spellStart"/>
       <w:r>
         <w:rPr>
-          <w:rFonts w:ascii="Times New Roman" w:hAnsi="Times New Roman" w:eastAsia="Times New Roman"/>
+          <w:rFonts w:eastAsia="Times New Roman"/>
           <w:sz w:val="26"/>
           <w:szCs w:val="26"/>
         </w:rPr>
@@ -1593,16 +1482,16 @@
       <w:proofErr w:type="spellEnd"/>
       <w:r>
         <w:rPr>
-          <w:rFonts w:ascii="Times New Roman" w:hAnsi="Times New Roman" w:eastAsia="Times New Roman"/>
-          <w:sz w:val="26"/>
-          <w:szCs w:val="26"/>
-        </w:rPr>
-        <w:t xml:space="preserve"> </w:t>
-      </w:r>
-      <w:proofErr w:type="spellStart"/>
-      <w:r>
-        <w:rPr>
-          <w:rFonts w:ascii="Times New Roman" w:hAnsi="Times New Roman" w:eastAsia="Times New Roman"/>
+          <w:rFonts w:eastAsia="Times New Roman"/>
+          <w:sz w:val="26"/>
+          <w:szCs w:val="26"/>
+        </w:rPr>
+        <w:t xml:space="preserve"> </w:t>
+      </w:r>
+      <w:proofErr w:type="spellStart"/>
+      <w:r>
+        <w:rPr>
+          <w:rFonts w:eastAsia="Times New Roman"/>
           <w:sz w:val="26"/>
           <w:szCs w:val="26"/>
         </w:rPr>
@@ -1611,16 +1500,16 @@
       <w:proofErr w:type="spellEnd"/>
       <w:r>
         <w:rPr>
-          <w:rFonts w:ascii="Times New Roman" w:hAnsi="Times New Roman" w:eastAsia="Times New Roman"/>
-          <w:sz w:val="26"/>
-          <w:szCs w:val="26"/>
-        </w:rPr>
-        <w:t xml:space="preserve"> </w:t>
-      </w:r>
-      <w:proofErr w:type="spellStart"/>
-      <w:r>
-        <w:rPr>
-          <w:rFonts w:ascii="Times New Roman" w:hAnsi="Times New Roman" w:eastAsia="Times New Roman"/>
+          <w:rFonts w:eastAsia="Times New Roman"/>
+          <w:sz w:val="26"/>
+          <w:szCs w:val="26"/>
+        </w:rPr>
+        <w:t xml:space="preserve"> </w:t>
+      </w:r>
+      <w:proofErr w:type="spellStart"/>
+      <w:r>
+        <w:rPr>
+          <w:rFonts w:eastAsia="Times New Roman"/>
           <w:sz w:val="26"/>
           <w:szCs w:val="26"/>
         </w:rPr>
@@ -1629,16 +1518,16 @@
       <w:proofErr w:type="spellEnd"/>
       <w:r>
         <w:rPr>
-          <w:rFonts w:ascii="Times New Roman" w:hAnsi="Times New Roman" w:eastAsia="Times New Roman"/>
-          <w:sz w:val="26"/>
-          <w:szCs w:val="26"/>
-        </w:rPr>
-        <w:t xml:space="preserve"> </w:t>
-      </w:r>
-      <w:proofErr w:type="spellStart"/>
-      <w:r>
-        <w:rPr>
-          <w:rFonts w:ascii="Times New Roman" w:hAnsi="Times New Roman" w:eastAsia="Times New Roman"/>
+          <w:rFonts w:eastAsia="Times New Roman"/>
+          <w:sz w:val="26"/>
+          <w:szCs w:val="26"/>
+        </w:rPr>
+        <w:t xml:space="preserve"> </w:t>
+      </w:r>
+      <w:proofErr w:type="spellStart"/>
+      <w:r>
+        <w:rPr>
+          <w:rFonts w:eastAsia="Times New Roman"/>
           <w:sz w:val="26"/>
           <w:szCs w:val="26"/>
         </w:rPr>
@@ -1647,16 +1536,16 @@
       <w:proofErr w:type="spellEnd"/>
       <w:r>
         <w:rPr>
-          <w:rFonts w:ascii="Times New Roman" w:hAnsi="Times New Roman" w:eastAsia="Times New Roman"/>
-          <w:sz w:val="26"/>
-          <w:szCs w:val="26"/>
-        </w:rPr>
-        <w:t xml:space="preserve"> </w:t>
-      </w:r>
-      <w:proofErr w:type="spellStart"/>
-      <w:r>
-        <w:rPr>
-          <w:rFonts w:ascii="Times New Roman" w:hAnsi="Times New Roman" w:eastAsia="Times New Roman"/>
+          <w:rFonts w:eastAsia="Times New Roman"/>
+          <w:sz w:val="26"/>
+          <w:szCs w:val="26"/>
+        </w:rPr>
+        <w:t xml:space="preserve"> </w:t>
+      </w:r>
+      <w:proofErr w:type="spellStart"/>
+      <w:r>
+        <w:rPr>
+          <w:rFonts w:eastAsia="Times New Roman"/>
           <w:sz w:val="26"/>
           <w:szCs w:val="26"/>
         </w:rPr>
@@ -1665,16 +1554,16 @@
       <w:proofErr w:type="spellEnd"/>
       <w:r>
         <w:rPr>
-          <w:rFonts w:ascii="Times New Roman" w:hAnsi="Times New Roman" w:eastAsia="Times New Roman"/>
-          <w:sz w:val="26"/>
-          <w:szCs w:val="26"/>
-        </w:rPr>
-        <w:t xml:space="preserve"> </w:t>
-      </w:r>
-      <w:proofErr w:type="spellStart"/>
-      <w:r>
-        <w:rPr>
-          <w:rFonts w:ascii="Times New Roman" w:hAnsi="Times New Roman" w:eastAsia="Times New Roman"/>
+          <w:rFonts w:eastAsia="Times New Roman"/>
+          <w:sz w:val="26"/>
+          <w:szCs w:val="26"/>
+        </w:rPr>
+        <w:t xml:space="preserve"> </w:t>
+      </w:r>
+      <w:proofErr w:type="spellStart"/>
+      <w:r>
+        <w:rPr>
+          <w:rFonts w:eastAsia="Times New Roman"/>
           <w:sz w:val="26"/>
           <w:szCs w:val="26"/>
         </w:rPr>
@@ -1683,16 +1572,16 @@
       <w:proofErr w:type="spellEnd"/>
       <w:r>
         <w:rPr>
-          <w:rFonts w:ascii="Times New Roman" w:hAnsi="Times New Roman" w:eastAsia="Times New Roman"/>
-          <w:sz w:val="26"/>
-          <w:szCs w:val="26"/>
-        </w:rPr>
-        <w:t xml:space="preserve"> </w:t>
-      </w:r>
-      <w:proofErr w:type="spellStart"/>
-      <w:r>
-        <w:rPr>
-          <w:rFonts w:ascii="Times New Roman" w:hAnsi="Times New Roman" w:eastAsia="Times New Roman"/>
+          <w:rFonts w:eastAsia="Times New Roman"/>
+          <w:sz w:val="26"/>
+          <w:szCs w:val="26"/>
+        </w:rPr>
+        <w:t xml:space="preserve"> </w:t>
+      </w:r>
+      <w:proofErr w:type="spellStart"/>
+      <w:r>
+        <w:rPr>
+          <w:rFonts w:eastAsia="Times New Roman"/>
           <w:sz w:val="26"/>
           <w:szCs w:val="26"/>
         </w:rPr>
@@ -1701,16 +1590,16 @@
       <w:proofErr w:type="spellEnd"/>
       <w:r>
         <w:rPr>
-          <w:rFonts w:ascii="Times New Roman" w:hAnsi="Times New Roman" w:eastAsia="Times New Roman"/>
-          <w:sz w:val="26"/>
-          <w:szCs w:val="26"/>
-        </w:rPr>
-        <w:t xml:space="preserve"> </w:t>
-      </w:r>
-      <w:proofErr w:type="spellStart"/>
-      <w:r>
-        <w:rPr>
-          <w:rFonts w:ascii="Times New Roman" w:hAnsi="Times New Roman" w:eastAsia="Times New Roman"/>
+          <w:rFonts w:eastAsia="Times New Roman"/>
+          <w:sz w:val="26"/>
+          <w:szCs w:val="26"/>
+        </w:rPr>
+        <w:t xml:space="preserve"> </w:t>
+      </w:r>
+      <w:proofErr w:type="spellStart"/>
+      <w:r>
+        <w:rPr>
+          <w:rFonts w:eastAsia="Times New Roman"/>
           <w:sz w:val="26"/>
           <w:szCs w:val="26"/>
         </w:rPr>
@@ -1719,34 +1608,16 @@
       <w:proofErr w:type="spellEnd"/>
       <w:r>
         <w:rPr>
-          <w:rFonts w:ascii="Times New Roman" w:hAnsi="Times New Roman" w:eastAsia="Times New Roman"/>
-          <w:sz w:val="26"/>
-          <w:szCs w:val="26"/>
-        </w:rPr>
-        <w:t xml:space="preserve"> </w:t>
-      </w:r>
-      <w:proofErr w:type="spellStart"/>
-      <w:r>
-        <w:rPr>
-          <w:rFonts w:ascii="Times New Roman" w:hAnsi="Times New Roman" w:eastAsia="Times New Roman"/>
-          <w:sz w:val="26"/>
-          <w:szCs w:val="26"/>
-        </w:rPr>
-        <w:t>Quý</w:t>
-      </w:r>
-      <w:proofErr w:type="spellEnd"/>
-      <w:r>
-        <w:rPr>
-          <w:rFonts w:ascii="Times New Roman" w:hAnsi="Times New Roman" w:eastAsia="Times New Roman"/>
-          <w:sz w:val="26"/>
-          <w:szCs w:val="26"/>
-        </w:rPr>
-        <w:t xml:space="preserve"> </w:t>
-      </w:r>
-      <w:proofErr w:type="spellStart"/>
-      <w:r>
-        <w:rPr>
-          <w:rFonts w:ascii="Times New Roman" w:hAnsi="Times New Roman" w:eastAsia="Times New Roman"/>
+          <w:rFonts w:eastAsia="Times New Roman"/>
+          <w:sz w:val="26"/>
+          <w:szCs w:val="26"/>
+        </w:rPr>
+        <w:t xml:space="preserve"> Quý </w:t>
+      </w:r>
+      <w:proofErr w:type="spellStart"/>
+      <w:r>
+        <w:rPr>
+          <w:rFonts w:eastAsia="Times New Roman"/>
           <w:sz w:val="26"/>
           <w:szCs w:val="26"/>
         </w:rPr>
@@ -1755,7 +1626,7 @@
       <w:proofErr w:type="spellEnd"/>
       <w:r>
         <w:rPr>
-          <w:rFonts w:ascii="Times New Roman" w:hAnsi="Times New Roman" w:eastAsia="Times New Roman"/>
+          <w:rFonts w:eastAsia="Times New Roman"/>
           <w:sz w:val="26"/>
           <w:szCs w:val="26"/>
         </w:rPr>
@@ -1775,28 +1646,18 @@
           <w:szCs w:val="26"/>
         </w:rPr>
       </w:pPr>
-      <w:proofErr w:type="spellStart"/>
-      <w:r>
-        <w:rPr>
-          <w:rFonts w:ascii="Times New Roman" w:hAnsi="Times New Roman" w:eastAsia="Times New Roman"/>
-          <w:sz w:val="26"/>
-          <w:szCs w:val="26"/>
-        </w:rPr>
-        <w:t>Trân</w:t>
-      </w:r>
-      <w:proofErr w:type="spellEnd"/>
-      <w:r>
-        <w:rPr>
-          <w:rFonts w:ascii="Times New Roman" w:hAnsi="Times New Roman" w:eastAsia="Times New Roman"/>
-          <w:sz w:val="26"/>
-          <w:szCs w:val="26"/>
-        </w:rPr>
-        <w:t xml:space="preserve"> </w:t>
-      </w:r>
-      <w:proofErr w:type="spellStart"/>
-      <w:r>
-        <w:rPr>
-          <w:rFonts w:ascii="Times New Roman" w:hAnsi="Times New Roman" w:eastAsia="Times New Roman"/>
+      <w:r>
+        <w:rPr>
+          <w:rFonts w:eastAsia="Times New Roman"/>
+          <w:sz w:val="26"/>
+          <w:szCs w:val="26"/>
+        </w:rPr>
+        <w:t xml:space="preserve">Trân </w:t>
+      </w:r>
+      <w:proofErr w:type="spellStart"/>
+      <w:r>
+        <w:rPr>
+          <w:rFonts w:eastAsia="Times New Roman"/>
           <w:sz w:val="26"/>
           <w:szCs w:val="26"/>
         </w:rPr>
@@ -1805,16 +1666,16 @@
       <w:proofErr w:type="spellEnd"/>
       <w:r>
         <w:rPr>
-          <w:rFonts w:ascii="Times New Roman" w:hAnsi="Times New Roman" w:eastAsia="Times New Roman"/>
-          <w:sz w:val="26"/>
-          <w:szCs w:val="26"/>
-        </w:rPr>
-        <w:t xml:space="preserve"> </w:t>
-      </w:r>
-      <w:proofErr w:type="spellStart"/>
-      <w:r>
-        <w:rPr>
-          <w:rFonts w:ascii="Times New Roman" w:hAnsi="Times New Roman" w:eastAsia="Times New Roman"/>
+          <w:rFonts w:eastAsia="Times New Roman"/>
+          <w:sz w:val="26"/>
+          <w:szCs w:val="26"/>
+        </w:rPr>
+        <w:t xml:space="preserve"> </w:t>
+      </w:r>
+      <w:proofErr w:type="spellStart"/>
+      <w:r>
+        <w:rPr>
+          <w:rFonts w:eastAsia="Times New Roman"/>
           <w:sz w:val="26"/>
           <w:szCs w:val="26"/>
         </w:rPr>
@@ -1823,16 +1684,16 @@
       <w:proofErr w:type="spellEnd"/>
       <w:r>
         <w:rPr>
-          <w:rFonts w:ascii="Times New Roman" w:hAnsi="Times New Roman" w:eastAsia="Times New Roman"/>
-          <w:sz w:val="26"/>
-          <w:szCs w:val="26"/>
-        </w:rPr>
-        <w:t xml:space="preserve"> </w:t>
-      </w:r>
-      <w:proofErr w:type="spellStart"/>
-      <w:r>
-        <w:rPr>
-          <w:rFonts w:ascii="Times New Roman" w:hAnsi="Times New Roman" w:eastAsia="Times New Roman"/>
+          <w:rFonts w:eastAsia="Times New Roman"/>
+          <w:sz w:val="26"/>
+          <w:szCs w:val="26"/>
+        </w:rPr>
+        <w:t xml:space="preserve"> </w:t>
+      </w:r>
+      <w:proofErr w:type="spellStart"/>
+      <w:r>
+        <w:rPr>
+          <w:rFonts w:eastAsia="Times New Roman"/>
           <w:sz w:val="26"/>
           <w:szCs w:val="26"/>
         </w:rPr>
@@ -1841,7 +1702,7 @@
       <w:proofErr w:type="spellEnd"/>
       <w:r>
         <w:rPr>
-          <w:rFonts w:ascii="Times New Roman" w:hAnsi="Times New Roman" w:eastAsia="Times New Roman"/>
+          <w:rFonts w:eastAsia="Times New Roman"/>
           <w:sz w:val="26"/>
           <w:szCs w:val="26"/>
         </w:rPr>
@@ -1905,23 +1766,362 @@
             </w:pPr>
             <w:r>
               <w:rPr>
-                <w:rFonts w:ascii="Times New Roman" w:hAnsi="Times New Roman" w:eastAsia="Times New Roman"/>
-                <w:b w:val="0"/>
+                <w:rFonts w:eastAsia="Times New Roman"/>
                 <w:i/>
                 <w:sz w:val="26"/>
-                <w:u w:val="none"/>
-              </w:rPr>
-              <w:t xml:space="preserve">Đà Nẵng, </w:t>
-            </w:r>
-            <w:r>
-              <w:rPr>
-                <w:rFonts w:ascii="Times New Roman" w:hAnsi="Times New Roman" w:eastAsia="Times New Roman"/>
-                <w:b w:val="0"/>
+              </w:rPr>
+              <w:t>Đà Nẵng, {{ application_date }}</w:t>
+            </w:r>
+          </w:p>
+        </w:tc>
+      </w:tr>
+      <w:tr>
+        <w:trPr>
+          <w:trHeight w:val="2475"/>
+        </w:trPr>
+        <w:tc>
+          <w:tcPr>
+            <w:tcW w:w="4530" w:type="dxa"/>
+          </w:tcPr>
+          <w:p>
+            <w:pPr>
+              <w:tabs>
+                <w:tab w:val="left" w:leader="dot" w:pos="9071"/>
+              </w:tabs>
+              <w:jc w:val="center"/>
+              <w:rPr>
+                <w:b/>
+                <w:bCs/>
+                <w:sz w:val="26"/>
+                <w:szCs w:val="26"/>
+              </w:rPr>
+            </w:pPr>
+            <w:r>
+              <w:rPr>
+                <w:rFonts w:eastAsia="Times New Roman"/>
+                <w:b/>
+                <w:bCs/>
+                <w:sz w:val="26"/>
+                <w:szCs w:val="26"/>
+              </w:rPr>
+              <w:t xml:space="preserve">Ý </w:t>
+            </w:r>
+            <w:proofErr w:type="spellStart"/>
+            <w:r>
+              <w:rPr>
+                <w:rFonts w:eastAsia="Times New Roman"/>
+                <w:b/>
+                <w:bCs/>
+                <w:sz w:val="26"/>
+                <w:szCs w:val="26"/>
+              </w:rPr>
+              <w:t>kiến</w:t>
+            </w:r>
+            <w:proofErr w:type="spellEnd"/>
+            <w:r>
+              <w:rPr>
+                <w:rFonts w:eastAsia="Times New Roman"/>
+                <w:b/>
+                <w:bCs/>
+                <w:sz w:val="26"/>
+                <w:szCs w:val="26"/>
+              </w:rPr>
+              <w:t xml:space="preserve"> </w:t>
+            </w:r>
+            <w:proofErr w:type="spellStart"/>
+            <w:r>
+              <w:rPr>
+                <w:rFonts w:eastAsia="Times New Roman"/>
+                <w:b/>
+                <w:bCs/>
+                <w:sz w:val="26"/>
+                <w:szCs w:val="26"/>
+              </w:rPr>
+              <w:t>của</w:t>
+            </w:r>
+            <w:proofErr w:type="spellEnd"/>
+            <w:r>
+              <w:rPr>
+                <w:rFonts w:eastAsia="Times New Roman"/>
+                <w:b/>
+                <w:bCs/>
+                <w:sz w:val="26"/>
+                <w:szCs w:val="26"/>
+              </w:rPr>
+              <w:t xml:space="preserve"> </w:t>
+            </w:r>
+            <w:proofErr w:type="spellStart"/>
+            <w:r>
+              <w:rPr>
+                <w:rFonts w:eastAsia="Times New Roman"/>
+                <w:b/>
+                <w:bCs/>
+                <w:sz w:val="26"/>
+                <w:szCs w:val="26"/>
+              </w:rPr>
+              <w:t>p</w:t>
+            </w:r>
+            <w:r>
+              <w:rPr>
+                <w:rFonts w:eastAsia="Times New Roman"/>
+                <w:b/>
+                <w:bCs/>
+                <w:sz w:val="26"/>
+                <w:szCs w:val="26"/>
+              </w:rPr>
+              <w:t>hụ</w:t>
+            </w:r>
+            <w:proofErr w:type="spellEnd"/>
+            <w:r>
+              <w:rPr>
+                <w:rFonts w:eastAsia="Times New Roman"/>
+                <w:b/>
+                <w:bCs/>
+                <w:sz w:val="26"/>
+                <w:szCs w:val="26"/>
+              </w:rPr>
+              <w:t xml:space="preserve"> </w:t>
+            </w:r>
+            <w:proofErr w:type="spellStart"/>
+            <w:r>
+              <w:rPr>
+                <w:rFonts w:eastAsia="Times New Roman"/>
+                <w:b/>
+                <w:bCs/>
+                <w:sz w:val="26"/>
+                <w:szCs w:val="26"/>
+              </w:rPr>
+              <w:t>huynh</w:t>
+            </w:r>
+            <w:proofErr w:type="spellEnd"/>
+          </w:p>
+          <w:p>
+            <w:pPr>
+              <w:tabs>
+                <w:tab w:val="left" w:leader="dot" w:pos="9071"/>
+              </w:tabs>
+              <w:jc w:val="center"/>
+              <w:rPr>
+                <w:b/>
+                <w:bCs/>
+                <w:sz w:val="26"/>
+                <w:szCs w:val="26"/>
+              </w:rPr>
+            </w:pPr>
+            <w:r>
+              <w:rPr>
+                <w:rFonts w:eastAsia="Times New Roman"/>
                 <w:i/>
-                <w:sz w:val="26"/>
-                <w:u w:val="none"/>
-              </w:rPr>
-              <w:t>{{ application_date }}</w:t>
+                <w:iCs/>
+                <w:sz w:val="22"/>
+                <w:szCs w:val="22"/>
+                <w:lang w:val="nl-NL"/>
+              </w:rPr>
+              <w:t>(ký và ghi rõ họ tên)</w:t>
+            </w:r>
+          </w:p>
+        </w:tc>
+        <w:tc>
+          <w:tcPr>
+            <w:tcW w:w="4531" w:type="dxa"/>
+          </w:tcPr>
+          <w:p>
+            <w:pPr>
+              <w:tabs>
+                <w:tab w:val="left" w:leader="dot" w:pos="9071"/>
+              </w:tabs>
+              <w:jc w:val="center"/>
+              <w:rPr>
+                <w:b/>
+                <w:bCs/>
+                <w:sz w:val="26"/>
+                <w:szCs w:val="26"/>
+              </w:rPr>
+            </w:pPr>
+            <w:proofErr w:type="spellStart"/>
+            <w:r>
+              <w:rPr>
+                <w:rFonts w:eastAsia="Times New Roman"/>
+                <w:b/>
+                <w:bCs/>
+                <w:sz w:val="26"/>
+                <w:szCs w:val="26"/>
+              </w:rPr>
+              <w:t>Người</w:t>
+            </w:r>
+            <w:proofErr w:type="spellEnd"/>
+            <w:r>
+              <w:rPr>
+                <w:rFonts w:eastAsia="Times New Roman"/>
+                <w:b/>
+                <w:bCs/>
+                <w:sz w:val="26"/>
+                <w:szCs w:val="26"/>
+              </w:rPr>
+              <w:t xml:space="preserve"> </w:t>
+            </w:r>
+            <w:proofErr w:type="spellStart"/>
+            <w:r>
+              <w:rPr>
+                <w:rFonts w:eastAsia="Times New Roman"/>
+                <w:b/>
+                <w:bCs/>
+                <w:sz w:val="26"/>
+                <w:szCs w:val="26"/>
+              </w:rPr>
+              <w:t>làm</w:t>
+            </w:r>
+            <w:proofErr w:type="spellEnd"/>
+            <w:r>
+              <w:rPr>
+                <w:rFonts w:eastAsia="Times New Roman"/>
+                <w:b/>
+                <w:bCs/>
+                <w:sz w:val="26"/>
+                <w:szCs w:val="26"/>
+              </w:rPr>
+              <w:t xml:space="preserve"> </w:t>
+            </w:r>
+            <w:proofErr w:type="spellStart"/>
+            <w:r>
+              <w:rPr>
+                <w:rFonts w:eastAsia="Times New Roman"/>
+                <w:b/>
+                <w:bCs/>
+                <w:sz w:val="26"/>
+                <w:szCs w:val="26"/>
+              </w:rPr>
+              <w:t>đơn</w:t>
+            </w:r>
+            <w:proofErr w:type="spellEnd"/>
+          </w:p>
+          <w:p>
+            <w:pPr>
+              <w:tabs>
+                <w:tab w:val="left" w:leader="dot" w:pos="9071"/>
+              </w:tabs>
+              <w:jc w:val="center"/>
+              <w:rPr>
+                <w:b/>
+                <w:bCs/>
+                <w:sz w:val="26"/>
+                <w:szCs w:val="26"/>
+              </w:rPr>
+            </w:pPr>
+            <w:r>
+              <w:rPr>
+                <w:rFonts w:eastAsia="Times New Roman"/>
+                <w:i/>
+                <w:iCs/>
+                <w:sz w:val="22"/>
+                <w:szCs w:val="22"/>
+                <w:lang w:val="nl-NL"/>
+              </w:rPr>
+              <w:t>(ký và ghi rõ họ tên)</w:t>
+            </w:r>
+          </w:p>
+          <w:p>
+            <w:pPr>
+              <w:tabs>
+                <w:tab w:val="left" w:leader="dot" w:pos="9071"/>
+              </w:tabs>
+              <w:jc w:val="center"/>
+              <w:rPr>
+                <w:b/>
+                <w:bCs/>
+                <w:sz w:val="26"/>
+                <w:szCs w:val="26"/>
+              </w:rPr>
+            </w:pPr>
+            <w:r>
+              <w:rPr>
+                <w:rFonts w:eastAsia="Times New Roman"/>
+                <w:sz w:val="26"/>
+              </w:rPr>
+              <w:t> </w:t>
+            </w:r>
+          </w:p>
+          <w:p>
+            <w:pPr>
+              <w:tabs>
+                <w:tab w:val="left" w:leader="dot" w:pos="9071"/>
+              </w:tabs>
+              <w:jc w:val="center"/>
+              <w:rPr>
+                <w:b/>
+                <w:bCs/>
+                <w:sz w:val="26"/>
+                <w:szCs w:val="26"/>
+              </w:rPr>
+            </w:pPr>
+            <w:r>
+              <w:rPr>
+                <w:rFonts w:eastAsia="Times New Roman"/>
+                <w:sz w:val="26"/>
+              </w:rPr>
+              <w:t> </w:t>
+            </w:r>
+          </w:p>
+          <w:p>
+            <w:pPr>
+              <w:tabs>
+                <w:tab w:val="left" w:leader="dot" w:pos="9071"/>
+              </w:tabs>
+              <w:jc w:val="center"/>
+              <w:rPr>
+                <w:rFonts w:eastAsia="Times New Roman"/>
+                <w:sz w:val="26"/>
+              </w:rPr>
+            </w:pPr>
+            <w:r>
+              <w:rPr>
+                <w:rFonts w:eastAsia="Times New Roman"/>
+                <w:sz w:val="26"/>
+              </w:rPr>
+              <w:t> </w:t>
+            </w:r>
+          </w:p>
+          <w:p>
+            <w:pPr>
+              <w:tabs>
+                <w:tab w:val="left" w:leader="dot" w:pos="9071"/>
+              </w:tabs>
+              <w:jc w:val="center"/>
+              <w:rPr>
+                <w:b/>
+                <w:bCs/>
+                <w:sz w:val="26"/>
+                <w:szCs w:val="26"/>
+              </w:rPr>
+            </w:pPr>
+            <w:r>
+              <w:rPr>
+                <w:rFonts w:eastAsia="Times New Roman"/>
+                <w:sz w:val="26"/>
+              </w:rPr>
+              <w:t> </w:t>
+            </w:r>
+          </w:p>
+          <w:p>
+            <w:pPr>
+              <w:tabs>
+                <w:tab w:val="left" w:leader="dot" w:pos="9071"/>
+              </w:tabs>
+              <w:jc w:val="center"/>
+              <w:rPr>
+                <w:b/>
+                <w:bCs/>
+                <w:sz w:val="26"/>
+                <w:szCs w:val="26"/>
+              </w:rPr>
+            </w:pPr>
+            <w:r>
+              <w:rPr>
+                <w:rFonts w:eastAsia="Times New Roman"/>
+                <w:b/>
+                <w:sz w:val="26"/>
+              </w:rPr>
+              <w:t>{{ full_name }}</w:t>
             </w:r>
           </w:p>
         </w:tc>
@@ -1949,7 +2149,7 @@
             </w:pPr>
             <w:r>
               <w:rPr>
-                <w:rFonts w:ascii="Times New Roman" w:hAnsi="Times New Roman" w:eastAsia="Times New Roman"/>
+                <w:rFonts w:eastAsia="Times New Roman"/>
                 <w:b/>
                 <w:bCs/>
                 <w:sz w:val="26"/>
@@ -1960,7 +2160,7 @@
             <w:proofErr w:type="spellStart"/>
             <w:r>
               <w:rPr>
-                <w:rFonts w:ascii="Times New Roman" w:hAnsi="Times New Roman" w:eastAsia="Times New Roman"/>
+                <w:rFonts w:eastAsia="Times New Roman"/>
                 <w:b/>
                 <w:bCs/>
                 <w:sz w:val="26"/>
@@ -1971,7 +2171,7 @@
             <w:proofErr w:type="spellEnd"/>
             <w:r>
               <w:rPr>
-                <w:rFonts w:ascii="Times New Roman" w:hAnsi="Times New Roman" w:eastAsia="Times New Roman"/>
+                <w:rFonts w:eastAsia="Times New Roman"/>
                 <w:b/>
                 <w:bCs/>
                 <w:sz w:val="26"/>
@@ -1982,7 +2182,7 @@
             <w:proofErr w:type="spellStart"/>
             <w:r>
               <w:rPr>
-                <w:rFonts w:ascii="Times New Roman" w:hAnsi="Times New Roman" w:eastAsia="Times New Roman"/>
+                <w:rFonts w:eastAsia="Times New Roman"/>
                 <w:b/>
                 <w:bCs/>
                 <w:sz w:val="26"/>
@@ -1993,7 +2193,7 @@
             <w:proofErr w:type="spellEnd"/>
             <w:r>
               <w:rPr>
-                <w:rFonts w:ascii="Times New Roman" w:hAnsi="Times New Roman" w:eastAsia="Times New Roman"/>
+                <w:rFonts w:eastAsia="Times New Roman"/>
                 <w:b/>
                 <w:bCs/>
                 <w:sz w:val="26"/>
@@ -2004,28 +2204,18 @@
             <w:proofErr w:type="spellStart"/>
             <w:r>
               <w:rPr>
-                <w:rFonts w:ascii="Times New Roman" w:hAnsi="Times New Roman" w:eastAsia="Times New Roman"/>
-                <w:b/>
-                <w:bCs/>
-                <w:sz w:val="26"/>
-                <w:szCs w:val="26"/>
-              </w:rPr>
-              <w:t>p</w:t>
-            </w:r>
-            <w:r>
-              <w:rPr>
-                <w:rFonts w:ascii="Times New Roman" w:hAnsi="Times New Roman" w:eastAsia="Times New Roman"/>
-                <w:b/>
-                <w:bCs/>
-                <w:sz w:val="26"/>
-                <w:szCs w:val="26"/>
-              </w:rPr>
-              <w:t>hụ</w:t>
+                <w:rFonts w:eastAsia="Times New Roman"/>
+                <w:b/>
+                <w:bCs/>
+                <w:sz w:val="26"/>
+                <w:szCs w:val="26"/>
+              </w:rPr>
+              <w:t>Lãnh</w:t>
             </w:r>
             <w:proofErr w:type="spellEnd"/>
             <w:r>
               <w:rPr>
-                <w:rFonts w:ascii="Times New Roman" w:hAnsi="Times New Roman" w:eastAsia="Times New Roman"/>
+                <w:rFonts w:eastAsia="Times New Roman"/>
                 <w:b/>
                 <w:bCs/>
                 <w:sz w:val="26"/>
@@ -2036,15 +2226,25 @@
             <w:proofErr w:type="spellStart"/>
             <w:r>
               <w:rPr>
-                <w:rFonts w:ascii="Times New Roman" w:hAnsi="Times New Roman" w:eastAsia="Times New Roman"/>
-                <w:b/>
-                <w:bCs/>
-                <w:sz w:val="26"/>
-                <w:szCs w:val="26"/>
-              </w:rPr>
-              <w:t>huynh</w:t>
+                <w:rFonts w:eastAsia="Times New Roman"/>
+                <w:b/>
+                <w:bCs/>
+                <w:sz w:val="26"/>
+                <w:szCs w:val="26"/>
+              </w:rPr>
+              <w:t>đạo</w:t>
             </w:r>
             <w:proofErr w:type="spellEnd"/>
+            <w:r>
+              <w:rPr>
+                <w:rFonts w:eastAsia="Times New Roman"/>
+                <w:b/>
+                <w:bCs/>
+                <w:sz w:val="26"/>
+                <w:szCs w:val="26"/>
+              </w:rPr>
+              <w:t xml:space="preserve"> Khoa</w:t>
+            </w:r>
           </w:p>
           <w:p>
             <w:pPr>
@@ -2061,7 +2261,7 @@
             </w:pPr>
             <w:r>
               <w:rPr>
-                <w:rFonts w:ascii="Times New Roman" w:hAnsi="Times New Roman" w:eastAsia="Times New Roman"/>
+                <w:rFonts w:eastAsia="Times New Roman"/>
                 <w:i/>
                 <w:iCs/>
                 <w:sz w:val="22"/>
@@ -2092,18 +2292,18 @@
             <w:proofErr w:type="spellStart"/>
             <w:r>
               <w:rPr>
-                <w:rFonts w:ascii="Times New Roman" w:hAnsi="Times New Roman" w:eastAsia="Times New Roman"/>
-                <w:b/>
-                <w:bCs/>
-                <w:sz w:val="26"/>
-                <w:szCs w:val="26"/>
-              </w:rPr>
-              <w:t>Người</w:t>
+                <w:rFonts w:eastAsia="Times New Roman"/>
+                <w:b/>
+                <w:bCs/>
+                <w:sz w:val="26"/>
+                <w:szCs w:val="26"/>
+              </w:rPr>
+              <w:t>Xác</w:t>
             </w:r>
             <w:proofErr w:type="spellEnd"/>
             <w:r>
               <w:rPr>
-                <w:rFonts w:ascii="Times New Roman" w:hAnsi="Times New Roman" w:eastAsia="Times New Roman"/>
+                <w:rFonts w:eastAsia="Times New Roman"/>
                 <w:b/>
                 <w:bCs/>
                 <w:sz w:val="26"/>
@@ -2114,18 +2314,18 @@
             <w:proofErr w:type="spellStart"/>
             <w:r>
               <w:rPr>
-                <w:rFonts w:ascii="Times New Roman" w:hAnsi="Times New Roman" w:eastAsia="Times New Roman"/>
-                <w:b/>
-                <w:bCs/>
-                <w:sz w:val="26"/>
-                <w:szCs w:val="26"/>
-              </w:rPr>
-              <w:t>làm</w:t>
+                <w:rFonts w:eastAsia="Times New Roman"/>
+                <w:b/>
+                <w:bCs/>
+                <w:sz w:val="26"/>
+                <w:szCs w:val="26"/>
+              </w:rPr>
+              <w:t>nhận</w:t>
             </w:r>
             <w:proofErr w:type="spellEnd"/>
             <w:r>
               <w:rPr>
-                <w:rFonts w:ascii="Times New Roman" w:hAnsi="Times New Roman" w:eastAsia="Times New Roman"/>
+                <w:rFonts w:eastAsia="Times New Roman"/>
                 <w:b/>
                 <w:bCs/>
                 <w:sz w:val="26"/>
@@ -2136,13 +2336,101 @@
             <w:proofErr w:type="spellStart"/>
             <w:r>
               <w:rPr>
-                <w:rFonts w:ascii="Times New Roman" w:hAnsi="Times New Roman" w:eastAsia="Times New Roman"/>
-                <w:b/>
-                <w:bCs/>
-                <w:sz w:val="26"/>
-                <w:szCs w:val="26"/>
-              </w:rPr>
-              <w:t>đơn</w:t>
+                <w:rFonts w:eastAsia="Times New Roman"/>
+                <w:b/>
+                <w:bCs/>
+                <w:sz w:val="26"/>
+                <w:szCs w:val="26"/>
+              </w:rPr>
+              <w:t>của</w:t>
+            </w:r>
+            <w:proofErr w:type="spellEnd"/>
+            <w:r>
+              <w:rPr>
+                <w:rFonts w:eastAsia="Times New Roman"/>
+                <w:b/>
+                <w:bCs/>
+                <w:sz w:val="26"/>
+                <w:szCs w:val="26"/>
+              </w:rPr>
+              <w:t xml:space="preserve"> </w:t>
+            </w:r>
+            <w:proofErr w:type="spellStart"/>
+            <w:r>
+              <w:rPr>
+                <w:rFonts w:eastAsia="Times New Roman"/>
+                <w:b/>
+                <w:bCs/>
+                <w:sz w:val="26"/>
+                <w:szCs w:val="26"/>
+              </w:rPr>
+              <w:t>chính</w:t>
+            </w:r>
+            <w:proofErr w:type="spellEnd"/>
+            <w:r>
+              <w:rPr>
+                <w:rFonts w:eastAsia="Times New Roman"/>
+                <w:b/>
+                <w:bCs/>
+                <w:sz w:val="26"/>
+                <w:szCs w:val="26"/>
+              </w:rPr>
+              <w:t xml:space="preserve"> </w:t>
+            </w:r>
+            <w:proofErr w:type="spellStart"/>
+            <w:r>
+              <w:rPr>
+                <w:rFonts w:eastAsia="Times New Roman"/>
+                <w:b/>
+                <w:bCs/>
+                <w:sz w:val="26"/>
+                <w:szCs w:val="26"/>
+              </w:rPr>
+              <w:t>quyền</w:t>
+            </w:r>
+            <w:proofErr w:type="spellEnd"/>
+            <w:r>
+              <w:rPr>
+                <w:rFonts w:eastAsia="Times New Roman"/>
+                <w:b/>
+                <w:bCs/>
+                <w:sz w:val="26"/>
+                <w:szCs w:val="26"/>
+              </w:rPr>
+              <w:t xml:space="preserve"> </w:t>
+            </w:r>
+            <w:proofErr w:type="spellStart"/>
+            <w:r>
+              <w:rPr>
+                <w:rFonts w:eastAsia="Times New Roman"/>
+                <w:b/>
+                <w:bCs/>
+                <w:sz w:val="26"/>
+                <w:szCs w:val="26"/>
+              </w:rPr>
+              <w:t>địa</w:t>
+            </w:r>
+            <w:proofErr w:type="spellEnd"/>
+            <w:r>
+              <w:rPr>
+                <w:rFonts w:eastAsia="Times New Roman"/>
+                <w:b/>
+                <w:bCs/>
+                <w:sz w:val="26"/>
+                <w:szCs w:val="26"/>
+              </w:rPr>
+              <w:t xml:space="preserve"> </w:t>
+            </w:r>
+            <w:proofErr w:type="spellStart"/>
+            <w:r>
+              <w:rPr>
+                <w:rFonts w:eastAsia="Times New Roman"/>
+                <w:b/>
+                <w:bCs/>
+                <w:sz w:val="26"/>
+                <w:szCs w:val="26"/>
+              </w:rPr>
+              <w:t>phương</w:t>
             </w:r>
             <w:proofErr w:type="spellEnd"/>
           </w:p>
@@ -2153,142 +2441,175 @@
               </w:tabs>
               <w:jc w:val="center"/>
               <w:rPr>
-                <w:b/>
-                <w:bCs/>
+                <w:bCs/>
+                <w:i/>
                 <w:sz w:val="26"/>
                 <w:szCs w:val="26"/>
               </w:rPr>
             </w:pPr>
             <w:r>
               <w:rPr>
-                <w:rFonts w:ascii="Times New Roman" w:hAnsi="Times New Roman" w:eastAsia="Times New Roman"/>
+                <w:rFonts w:eastAsia="Times New Roman"/>
+                <w:bCs/>
                 <w:i/>
-                <w:iCs/>
-                <w:sz w:val="22"/>
-                <w:szCs w:val="22"/>
-                <w:lang w:val="nl-NL"/>
-              </w:rPr>
-              <w:t>(ký và ghi rõ họ tên)</w:t>
-            </w:r>
-          </w:p>
-          <w:p>
-            <w:pPr>
-              <w:tabs>
-                <w:tab w:val="left" w:leader="dot" w:pos="9071"/>
-              </w:tabs>
-              <w:jc w:val="center"/>
-              <w:rPr>
-                <w:b/>
-                <w:bCs/>
-                <w:sz w:val="26"/>
-                <w:szCs w:val="26"/>
-              </w:rPr>
-            </w:pPr>
-            <w:r>
-              <w:rPr>
-                <w:rFonts w:ascii="Times New Roman" w:hAnsi="Times New Roman" w:eastAsia="Times New Roman"/>
-                <w:b w:val="0"/>
-                <w:i w:val="0"/>
-                <w:sz w:val="26"/>
-                <w:u w:val="none"/>
-              </w:rPr>
-              <w:t xml:space="preserve"> </w:t>
-            </w:r>
-          </w:p>
-          <w:p>
-            <w:pPr>
-              <w:tabs>
-                <w:tab w:val="left" w:leader="dot" w:pos="9071"/>
-              </w:tabs>
-              <w:jc w:val="center"/>
-              <w:rPr>
-                <w:b/>
-                <w:bCs/>
-                <w:sz w:val="26"/>
-                <w:szCs w:val="26"/>
-              </w:rPr>
-            </w:pPr>
-            <w:r>
-              <w:rPr>
-                <w:rFonts w:ascii="Times New Roman" w:hAnsi="Times New Roman" w:eastAsia="Times New Roman"/>
-                <w:b w:val="0"/>
-                <w:i w:val="0"/>
-                <w:sz w:val="26"/>
-                <w:u w:val="none"/>
-              </w:rPr>
-              <w:t xml:space="preserve"> </w:t>
-            </w:r>
-          </w:p>
-          <w:p>
-            <w:pPr>
-              <w:tabs>
-                <w:tab w:val="left" w:leader="dot" w:pos="9071"/>
-              </w:tabs>
-              <w:jc w:val="center"/>
-              <w:rPr>
-                <w:b/>
-                <w:bCs/>
-                <w:sz w:val="26"/>
-                <w:szCs w:val="26"/>
-              </w:rPr>
-            </w:pPr>
-            <w:r>
-              <w:rPr>
-                <w:rFonts w:ascii="Times New Roman" w:hAnsi="Times New Roman" w:eastAsia="Times New Roman"/>
-                <w:b w:val="0"/>
-                <w:i w:val="0"/>
-                <w:sz w:val="26"/>
-                <w:u w:val="none"/>
-              </w:rPr>
-              <w:t xml:space="preserve"> </w:t>
-            </w:r>
-          </w:p>
-          <w:p>
-            <w:pPr>
-              <w:tabs>
-                <w:tab w:val="left" w:leader="dot" w:pos="9071"/>
-              </w:tabs>
-              <w:jc w:val="center"/>
-              <w:rPr>
-                <w:b/>
-                <w:bCs/>
-                <w:sz w:val="26"/>
-                <w:szCs w:val="26"/>
-              </w:rPr>
-            </w:pPr>
-            <w:r>
-              <w:rPr>
-                <w:rFonts w:ascii="Times New Roman" w:hAnsi="Times New Roman" w:eastAsia="Times New Roman"/>
-                <w:b w:val="0"/>
-                <w:i w:val="0"/>
-                <w:sz w:val="26"/>
-                <w:u w:val="none"/>
-              </w:rPr>
-              <w:t xml:space="preserve"> </w:t>
-            </w:r>
-          </w:p>
-          <w:p>
-            <w:pPr>
-              <w:tabs>
-                <w:tab w:val="left" w:leader="dot" w:pos="9071"/>
-              </w:tabs>
-              <w:jc w:val="center"/>
-              <w:rPr>
-                <w:b/>
-                <w:bCs/>
-                <w:sz w:val="26"/>
-                <w:szCs w:val="26"/>
-              </w:rPr>
-            </w:pPr>
-            <w:r>
-              <w:rPr>
-                <w:rFonts w:ascii="Times New Roman" w:hAnsi="Times New Roman" w:eastAsia="Times New Roman"/>
-                <w:b/>
-                <w:i w:val="0"/>
-                <w:sz w:val="26"/>
-                <w:u w:val="none"/>
-              </w:rPr>
-              <w:t>{{ full_name }}</w:t>
+                <w:sz w:val="26"/>
+                <w:szCs w:val="26"/>
+              </w:rPr>
+              <w:t>(</w:t>
+            </w:r>
+            <w:proofErr w:type="spellStart"/>
+            <w:r>
+              <w:rPr>
+                <w:rFonts w:eastAsia="Times New Roman"/>
+                <w:bCs/>
+                <w:i/>
+                <w:sz w:val="26"/>
+                <w:szCs w:val="26"/>
+              </w:rPr>
+              <w:t>xác</w:t>
+            </w:r>
+            <w:proofErr w:type="spellEnd"/>
+            <w:r>
+              <w:rPr>
+                <w:rFonts w:eastAsia="Times New Roman"/>
+                <w:bCs/>
+                <w:i/>
+                <w:sz w:val="26"/>
+                <w:szCs w:val="26"/>
+              </w:rPr>
+              <w:t xml:space="preserve"> </w:t>
+            </w:r>
+            <w:proofErr w:type="spellStart"/>
+            <w:r>
+              <w:rPr>
+                <w:rFonts w:eastAsia="Times New Roman"/>
+                <w:bCs/>
+                <w:i/>
+                <w:sz w:val="26"/>
+                <w:szCs w:val="26"/>
+              </w:rPr>
+              <w:t>nhận</w:t>
+            </w:r>
+            <w:proofErr w:type="spellEnd"/>
+            <w:r>
+              <w:rPr>
+                <w:rFonts w:eastAsia="Times New Roman"/>
+                <w:bCs/>
+                <w:i/>
+                <w:sz w:val="26"/>
+                <w:szCs w:val="26"/>
+              </w:rPr>
+              <w:t xml:space="preserve"> </w:t>
+            </w:r>
+            <w:proofErr w:type="spellStart"/>
+            <w:r>
+              <w:rPr>
+                <w:rFonts w:eastAsia="Times New Roman"/>
+                <w:bCs/>
+                <w:i/>
+                <w:sz w:val="26"/>
+                <w:szCs w:val="26"/>
+              </w:rPr>
+              <w:t>chữ</w:t>
+            </w:r>
+            <w:proofErr w:type="spellEnd"/>
+            <w:r>
+              <w:rPr>
+                <w:rFonts w:eastAsia="Times New Roman"/>
+                <w:bCs/>
+                <w:i/>
+                <w:sz w:val="26"/>
+                <w:szCs w:val="26"/>
+              </w:rPr>
+              <w:t xml:space="preserve"> </w:t>
+            </w:r>
+            <w:proofErr w:type="spellStart"/>
+            <w:r>
+              <w:rPr>
+                <w:rFonts w:eastAsia="Times New Roman"/>
+                <w:bCs/>
+                <w:i/>
+                <w:sz w:val="26"/>
+                <w:szCs w:val="26"/>
+              </w:rPr>
+              <w:t>ký</w:t>
+            </w:r>
+            <w:proofErr w:type="spellEnd"/>
+            <w:r>
+              <w:rPr>
+                <w:rFonts w:eastAsia="Times New Roman"/>
+                <w:bCs/>
+                <w:i/>
+                <w:sz w:val="26"/>
+                <w:szCs w:val="26"/>
+              </w:rPr>
+              <w:t xml:space="preserve"> </w:t>
+            </w:r>
+            <w:proofErr w:type="spellStart"/>
+            <w:r>
+              <w:rPr>
+                <w:rFonts w:eastAsia="Times New Roman"/>
+                <w:bCs/>
+                <w:i/>
+                <w:sz w:val="26"/>
+                <w:szCs w:val="26"/>
+              </w:rPr>
+              <w:t>của</w:t>
+            </w:r>
+            <w:proofErr w:type="spellEnd"/>
+            <w:r>
+              <w:rPr>
+                <w:rFonts w:eastAsia="Times New Roman"/>
+                <w:bCs/>
+                <w:i/>
+                <w:sz w:val="26"/>
+                <w:szCs w:val="26"/>
+              </w:rPr>
+              <w:t xml:space="preserve"> </w:t>
+            </w:r>
+            <w:proofErr w:type="spellStart"/>
+            <w:r>
+              <w:rPr>
+                <w:rFonts w:eastAsia="Times New Roman"/>
+                <w:bCs/>
+                <w:i/>
+                <w:sz w:val="26"/>
+                <w:szCs w:val="26"/>
+              </w:rPr>
+              <w:t>phụ</w:t>
+            </w:r>
+            <w:proofErr w:type="spellEnd"/>
+            <w:r>
+              <w:rPr>
+                <w:rFonts w:eastAsia="Times New Roman"/>
+                <w:bCs/>
+                <w:i/>
+                <w:sz w:val="26"/>
+                <w:szCs w:val="26"/>
+              </w:rPr>
+              <w:t xml:space="preserve"> </w:t>
+            </w:r>
+            <w:proofErr w:type="spellStart"/>
+            <w:r>
+              <w:rPr>
+                <w:rFonts w:eastAsia="Times New Roman"/>
+                <w:bCs/>
+                <w:i/>
+                <w:sz w:val="26"/>
+                <w:szCs w:val="26"/>
+              </w:rPr>
+              <w:t>huynh</w:t>
+            </w:r>
+            <w:proofErr w:type="spellEnd"/>
+            <w:r>
+              <w:rPr>
+                <w:rFonts w:eastAsia="Times New Roman"/>
+                <w:bCs/>
+                <w:i/>
+                <w:sz w:val="26"/>
+                <w:szCs w:val="26"/>
+              </w:rPr>
+              <w:t>)</w:t>
             </w:r>
           </w:p>
         </w:tc>
@@ -2297,520 +2618,11 @@
     <w:p>
       <w:r>
         <w:rPr>
-          <w:rFonts w:ascii="Times New Roman" w:hAnsi="Times New Roman" w:eastAsia="Times New Roman"/>
+          <w:rFonts w:eastAsia="Times New Roman"/>
         </w:rPr>
         <w:br w:type="page"/>
       </w:r>
     </w:p>
-    <w:tbl>
-      <w:tblPr>
-        <w:tblStyle w:val="TableGrid"/>
-        <w:tblW w:w="0" w:type="auto"/>
-        <w:tblBorders>
-          <w:top w:val="none" w:sz="0" w:space="0" w:color="auto"/>
-          <w:left w:val="none" w:sz="0" w:space="0" w:color="auto"/>
-          <w:bottom w:val="none" w:sz="0" w:space="0" w:color="auto"/>
-          <w:right w:val="none" w:sz="0" w:space="0" w:color="auto"/>
-          <w:insideH w:val="none" w:sz="0" w:space="0" w:color="auto"/>
-          <w:insideV w:val="none" w:sz="0" w:space="0" w:color="auto"/>
-        </w:tblBorders>
-        <w:tblLook w:val="04A0" w:firstRow="1" w:lastRow="0" w:firstColumn="1" w:lastColumn="0" w:noHBand="0" w:noVBand="1"/>
-      </w:tblPr>
-      <w:tblGrid>
-        <w:gridCol w:w="4530"/>
-        <w:gridCol w:w="4531"/>
-      </w:tblGrid>
-      <w:tr>
-        <w:trPr>
-          <w:trHeight w:val="57"/>
-        </w:trPr>
-        <w:tc>
-          <w:tcPr>
-            <w:tcW w:w="4530" w:type="dxa"/>
-          </w:tcPr>
-          <w:p>
-            <w:pPr>
-              <w:tabs>
-                <w:tab w:val="left" w:leader="dot" w:pos="9071"/>
-              </w:tabs>
-              <w:jc w:val="center"/>
-              <w:rPr>
-                <w:b/>
-                <w:bCs/>
-                <w:sz w:val="26"/>
-                <w:szCs w:val="26"/>
-              </w:rPr>
-            </w:pPr>
-            <w:r>
-              <w:rPr>
-                <w:rFonts w:ascii="Times New Roman" w:hAnsi="Times New Roman" w:eastAsia="Times New Roman"/>
-                <w:b/>
-                <w:bCs/>
-                <w:sz w:val="26"/>
-                <w:szCs w:val="26"/>
-              </w:rPr>
-              <w:t xml:space="preserve">Ý </w:t>
-            </w:r>
-            <w:proofErr w:type="spellStart"/>
-            <w:r>
-              <w:rPr>
-                <w:rFonts w:ascii="Times New Roman" w:hAnsi="Times New Roman" w:eastAsia="Times New Roman"/>
-                <w:b/>
-                <w:bCs/>
-                <w:sz w:val="26"/>
-                <w:szCs w:val="26"/>
-              </w:rPr>
-              <w:t>kiến</w:t>
-            </w:r>
-            <w:proofErr w:type="spellEnd"/>
-            <w:r>
-              <w:rPr>
-                <w:rFonts w:ascii="Times New Roman" w:hAnsi="Times New Roman" w:eastAsia="Times New Roman"/>
-                <w:b/>
-                <w:bCs/>
-                <w:sz w:val="26"/>
-                <w:szCs w:val="26"/>
-              </w:rPr>
-              <w:t xml:space="preserve"> </w:t>
-            </w:r>
-            <w:proofErr w:type="spellStart"/>
-            <w:r>
-              <w:rPr>
-                <w:rFonts w:ascii="Times New Roman" w:hAnsi="Times New Roman" w:eastAsia="Times New Roman"/>
-                <w:b/>
-                <w:bCs/>
-                <w:sz w:val="26"/>
-                <w:szCs w:val="26"/>
-              </w:rPr>
-              <w:t>của</w:t>
-            </w:r>
-            <w:proofErr w:type="spellEnd"/>
-            <w:r>
-              <w:rPr>
-                <w:rFonts w:ascii="Times New Roman" w:hAnsi="Times New Roman" w:eastAsia="Times New Roman"/>
-                <w:b/>
-                <w:bCs/>
-                <w:sz w:val="26"/>
-                <w:szCs w:val="26"/>
-              </w:rPr>
-              <w:t xml:space="preserve"> </w:t>
-            </w:r>
-            <w:proofErr w:type="spellStart"/>
-            <w:r>
-              <w:rPr>
-                <w:rFonts w:ascii="Times New Roman" w:hAnsi="Times New Roman" w:eastAsia="Times New Roman"/>
-                <w:b/>
-                <w:bCs/>
-                <w:sz w:val="26"/>
-                <w:szCs w:val="26"/>
-              </w:rPr>
-              <w:t>Lãnh</w:t>
-            </w:r>
-            <w:proofErr w:type="spellEnd"/>
-            <w:r>
-              <w:rPr>
-                <w:rFonts w:ascii="Times New Roman" w:hAnsi="Times New Roman" w:eastAsia="Times New Roman"/>
-                <w:b/>
-                <w:bCs/>
-                <w:sz w:val="26"/>
-                <w:szCs w:val="26"/>
-              </w:rPr>
-              <w:t xml:space="preserve"> </w:t>
-            </w:r>
-            <w:proofErr w:type="spellStart"/>
-            <w:r>
-              <w:rPr>
-                <w:rFonts w:ascii="Times New Roman" w:hAnsi="Times New Roman" w:eastAsia="Times New Roman"/>
-                <w:b/>
-                <w:bCs/>
-                <w:sz w:val="26"/>
-                <w:szCs w:val="26"/>
-              </w:rPr>
-              <w:t>đạo</w:t>
-            </w:r>
-            <w:proofErr w:type="spellEnd"/>
-            <w:r>
-              <w:rPr>
-                <w:rFonts w:ascii="Times New Roman" w:hAnsi="Times New Roman" w:eastAsia="Times New Roman"/>
-                <w:b/>
-                <w:bCs/>
-                <w:sz w:val="26"/>
-                <w:szCs w:val="26"/>
-              </w:rPr>
-              <w:t xml:space="preserve"> </w:t>
-            </w:r>
-            <w:proofErr w:type="spellStart"/>
-            <w:r>
-              <w:rPr>
-                <w:rFonts w:ascii="Times New Roman" w:hAnsi="Times New Roman" w:eastAsia="Times New Roman"/>
-                <w:b/>
-                <w:bCs/>
-                <w:sz w:val="26"/>
-                <w:szCs w:val="26"/>
-              </w:rPr>
-              <w:t>Khoa</w:t>
-            </w:r>
-            <w:proofErr w:type="spellEnd"/>
-          </w:p>
-          <w:p>
-            <w:pPr>
-              <w:tabs>
-                <w:tab w:val="left" w:leader="dot" w:pos="9071"/>
-              </w:tabs>
-              <w:jc w:val="center"/>
-              <w:rPr>
-                <w:b/>
-                <w:bCs/>
-                <w:sz w:val="26"/>
-                <w:szCs w:val="26"/>
-              </w:rPr>
-            </w:pPr>
-            <w:r>
-              <w:rPr>
-                <w:rFonts w:ascii="Times New Roman" w:hAnsi="Times New Roman" w:eastAsia="Times New Roman"/>
-                <w:i/>
-                <w:iCs/>
-                <w:sz w:val="22"/>
-                <w:szCs w:val="22"/>
-                <w:lang w:val="nl-NL"/>
-              </w:rPr>
-              <w:t>(ký và ghi rõ họ tên)</w:t>
-            </w:r>
-          </w:p>
-        </w:tc>
-        <w:tc>
-          <w:tcPr>
-            <w:tcW w:w="4531" w:type="dxa"/>
-          </w:tcPr>
-          <w:p>
-            <w:pPr>
-              <w:tabs>
-                <w:tab w:val="left" w:leader="dot" w:pos="9071"/>
-              </w:tabs>
-              <w:jc w:val="center"/>
-              <w:rPr>
-                <w:b/>
-                <w:bCs/>
-                <w:sz w:val="26"/>
-                <w:szCs w:val="26"/>
-              </w:rPr>
-            </w:pPr>
-            <w:proofErr w:type="spellStart"/>
-            <w:r>
-              <w:rPr>
-                <w:rFonts w:ascii="Times New Roman" w:hAnsi="Times New Roman" w:eastAsia="Times New Roman"/>
-                <w:b/>
-                <w:bCs/>
-                <w:sz w:val="26"/>
-                <w:szCs w:val="26"/>
-              </w:rPr>
-              <w:t>Xác</w:t>
-            </w:r>
-            <w:proofErr w:type="spellEnd"/>
-            <w:r>
-              <w:rPr>
-                <w:rFonts w:ascii="Times New Roman" w:hAnsi="Times New Roman" w:eastAsia="Times New Roman"/>
-                <w:b/>
-                <w:bCs/>
-                <w:sz w:val="26"/>
-                <w:szCs w:val="26"/>
-              </w:rPr>
-              <w:t xml:space="preserve"> </w:t>
-            </w:r>
-            <w:proofErr w:type="spellStart"/>
-            <w:r>
-              <w:rPr>
-                <w:rFonts w:ascii="Times New Roman" w:hAnsi="Times New Roman" w:eastAsia="Times New Roman"/>
-                <w:b/>
-                <w:bCs/>
-                <w:sz w:val="26"/>
-                <w:szCs w:val="26"/>
-              </w:rPr>
-              <w:t>nhận</w:t>
-            </w:r>
-            <w:proofErr w:type="spellEnd"/>
-            <w:r>
-              <w:rPr>
-                <w:rFonts w:ascii="Times New Roman" w:hAnsi="Times New Roman" w:eastAsia="Times New Roman"/>
-                <w:b/>
-                <w:bCs/>
-                <w:sz w:val="26"/>
-                <w:szCs w:val="26"/>
-              </w:rPr>
-              <w:t xml:space="preserve"> </w:t>
-            </w:r>
-            <w:proofErr w:type="spellStart"/>
-            <w:r>
-              <w:rPr>
-                <w:rFonts w:ascii="Times New Roman" w:hAnsi="Times New Roman" w:eastAsia="Times New Roman"/>
-                <w:b/>
-                <w:bCs/>
-                <w:sz w:val="26"/>
-                <w:szCs w:val="26"/>
-              </w:rPr>
-              <w:t>của</w:t>
-            </w:r>
-            <w:proofErr w:type="spellEnd"/>
-            <w:r>
-              <w:rPr>
-                <w:rFonts w:ascii="Times New Roman" w:hAnsi="Times New Roman" w:eastAsia="Times New Roman"/>
-                <w:b/>
-                <w:bCs/>
-                <w:sz w:val="26"/>
-                <w:szCs w:val="26"/>
-              </w:rPr>
-              <w:t xml:space="preserve"> </w:t>
-            </w:r>
-            <w:proofErr w:type="spellStart"/>
-            <w:r>
-              <w:rPr>
-                <w:rFonts w:ascii="Times New Roman" w:hAnsi="Times New Roman" w:eastAsia="Times New Roman"/>
-                <w:b/>
-                <w:bCs/>
-                <w:sz w:val="26"/>
-                <w:szCs w:val="26"/>
-              </w:rPr>
-              <w:t>chính</w:t>
-            </w:r>
-            <w:proofErr w:type="spellEnd"/>
-            <w:r>
-              <w:rPr>
-                <w:rFonts w:ascii="Times New Roman" w:hAnsi="Times New Roman" w:eastAsia="Times New Roman"/>
-                <w:b/>
-                <w:bCs/>
-                <w:sz w:val="26"/>
-                <w:szCs w:val="26"/>
-              </w:rPr>
-              <w:t xml:space="preserve"> quyền</w:t>
-            </w:r>
-            <w:bookmarkStart w:id="0" w:name="_GoBack"/>
-            <w:bookmarkEnd w:id="0"/>
-            <w:r>
-              <w:rPr>
-                <w:rFonts w:ascii="Times New Roman" w:hAnsi="Times New Roman" w:eastAsia="Times New Roman"/>
-                <w:b/>
-                <w:bCs/>
-                <w:sz w:val="26"/>
-                <w:szCs w:val="26"/>
-              </w:rPr>
-              <w:t xml:space="preserve"> </w:t>
-            </w:r>
-            <w:proofErr w:type="spellStart"/>
-            <w:r>
-              <w:rPr>
-                <w:rFonts w:ascii="Times New Roman" w:hAnsi="Times New Roman" w:eastAsia="Times New Roman"/>
-                <w:b/>
-                <w:bCs/>
-                <w:sz w:val="26"/>
-                <w:szCs w:val="26"/>
-              </w:rPr>
-              <w:t>địa</w:t>
-            </w:r>
-            <w:proofErr w:type="spellEnd"/>
-            <w:r>
-              <w:rPr>
-                <w:rFonts w:ascii="Times New Roman" w:hAnsi="Times New Roman" w:eastAsia="Times New Roman"/>
-                <w:b/>
-                <w:bCs/>
-                <w:sz w:val="26"/>
-                <w:szCs w:val="26"/>
-              </w:rPr>
-              <w:t xml:space="preserve"> </w:t>
-            </w:r>
-            <w:proofErr w:type="spellStart"/>
-            <w:r>
-              <w:rPr>
-                <w:rFonts w:ascii="Times New Roman" w:hAnsi="Times New Roman" w:eastAsia="Times New Roman"/>
-                <w:b/>
-                <w:bCs/>
-                <w:sz w:val="26"/>
-                <w:szCs w:val="26"/>
-              </w:rPr>
-              <w:t>phương</w:t>
-            </w:r>
-            <w:proofErr w:type="spellEnd"/>
-          </w:p>
-          <w:p>
-            <w:pPr>
-              <w:tabs>
-                <w:tab w:val="left" w:leader="dot" w:pos="9071"/>
-              </w:tabs>
-              <w:jc w:val="center"/>
-              <w:rPr>
-                <w:bCs/>
-                <w:i/>
-                <w:sz w:val="26"/>
-                <w:szCs w:val="26"/>
-              </w:rPr>
-            </w:pPr>
-            <w:r>
-              <w:rPr>
-                <w:rFonts w:ascii="Times New Roman" w:hAnsi="Times New Roman" w:eastAsia="Times New Roman"/>
-                <w:bCs/>
-                <w:i/>
-                <w:sz w:val="26"/>
-                <w:szCs w:val="26"/>
-              </w:rPr>
-              <w:t>(</w:t>
-            </w:r>
-            <w:proofErr w:type="spellStart"/>
-            <w:r>
-              <w:rPr>
-                <w:rFonts w:ascii="Times New Roman" w:hAnsi="Times New Roman" w:eastAsia="Times New Roman"/>
-                <w:bCs/>
-                <w:i/>
-                <w:sz w:val="26"/>
-                <w:szCs w:val="26"/>
-              </w:rPr>
-              <w:t>xác</w:t>
-            </w:r>
-            <w:proofErr w:type="spellEnd"/>
-            <w:r>
-              <w:rPr>
-                <w:rFonts w:ascii="Times New Roman" w:hAnsi="Times New Roman" w:eastAsia="Times New Roman"/>
-                <w:bCs/>
-                <w:i/>
-                <w:sz w:val="26"/>
-                <w:szCs w:val="26"/>
-              </w:rPr>
-              <w:t xml:space="preserve"> </w:t>
-            </w:r>
-            <w:proofErr w:type="spellStart"/>
-            <w:r>
-              <w:rPr>
-                <w:rFonts w:ascii="Times New Roman" w:hAnsi="Times New Roman" w:eastAsia="Times New Roman"/>
-                <w:bCs/>
-                <w:i/>
-                <w:sz w:val="26"/>
-                <w:szCs w:val="26"/>
-              </w:rPr>
-              <w:t>nhận</w:t>
-            </w:r>
-            <w:proofErr w:type="spellEnd"/>
-            <w:r>
-              <w:rPr>
-                <w:rFonts w:ascii="Times New Roman" w:hAnsi="Times New Roman" w:eastAsia="Times New Roman"/>
-                <w:bCs/>
-                <w:i/>
-                <w:sz w:val="26"/>
-                <w:szCs w:val="26"/>
-              </w:rPr>
-              <w:t xml:space="preserve"> </w:t>
-            </w:r>
-            <w:proofErr w:type="spellStart"/>
-            <w:r>
-              <w:rPr>
-                <w:rFonts w:ascii="Times New Roman" w:hAnsi="Times New Roman" w:eastAsia="Times New Roman"/>
-                <w:bCs/>
-                <w:i/>
-                <w:sz w:val="26"/>
-                <w:szCs w:val="26"/>
-              </w:rPr>
-              <w:t>chữ</w:t>
-            </w:r>
-            <w:proofErr w:type="spellEnd"/>
-            <w:r>
-              <w:rPr>
-                <w:rFonts w:ascii="Times New Roman" w:hAnsi="Times New Roman" w:eastAsia="Times New Roman"/>
-                <w:bCs/>
-                <w:i/>
-                <w:sz w:val="26"/>
-                <w:szCs w:val="26"/>
-              </w:rPr>
-              <w:t xml:space="preserve"> </w:t>
-            </w:r>
-            <w:proofErr w:type="spellStart"/>
-            <w:r>
-              <w:rPr>
-                <w:rFonts w:ascii="Times New Roman" w:hAnsi="Times New Roman" w:eastAsia="Times New Roman"/>
-                <w:bCs/>
-                <w:i/>
-                <w:sz w:val="26"/>
-                <w:szCs w:val="26"/>
-              </w:rPr>
-              <w:t>ký</w:t>
-            </w:r>
-            <w:proofErr w:type="spellEnd"/>
-            <w:r>
-              <w:rPr>
-                <w:rFonts w:ascii="Times New Roman" w:hAnsi="Times New Roman" w:eastAsia="Times New Roman"/>
-                <w:bCs/>
-                <w:i/>
-                <w:sz w:val="26"/>
-                <w:szCs w:val="26"/>
-              </w:rPr>
-              <w:t xml:space="preserve"> </w:t>
-            </w:r>
-            <w:proofErr w:type="spellStart"/>
-            <w:r>
-              <w:rPr>
-                <w:rFonts w:ascii="Times New Roman" w:hAnsi="Times New Roman" w:eastAsia="Times New Roman"/>
-                <w:bCs/>
-                <w:i/>
-                <w:sz w:val="26"/>
-                <w:szCs w:val="26"/>
-              </w:rPr>
-              <w:t>của</w:t>
-            </w:r>
-            <w:proofErr w:type="spellEnd"/>
-            <w:r>
-              <w:rPr>
-                <w:rFonts w:ascii="Times New Roman" w:hAnsi="Times New Roman" w:eastAsia="Times New Roman"/>
-                <w:bCs/>
-                <w:i/>
-                <w:sz w:val="26"/>
-                <w:szCs w:val="26"/>
-              </w:rPr>
-              <w:t xml:space="preserve"> </w:t>
-            </w:r>
-            <w:proofErr w:type="spellStart"/>
-            <w:r>
-              <w:rPr>
-                <w:rFonts w:ascii="Times New Roman" w:hAnsi="Times New Roman" w:eastAsia="Times New Roman"/>
-                <w:bCs/>
-                <w:i/>
-                <w:sz w:val="26"/>
-                <w:szCs w:val="26"/>
-              </w:rPr>
-              <w:t>phụ</w:t>
-            </w:r>
-            <w:proofErr w:type="spellEnd"/>
-            <w:r>
-              <w:rPr>
-                <w:rFonts w:ascii="Times New Roman" w:hAnsi="Times New Roman" w:eastAsia="Times New Roman"/>
-                <w:bCs/>
-                <w:i/>
-                <w:sz w:val="26"/>
-                <w:szCs w:val="26"/>
-              </w:rPr>
-              <w:t xml:space="preserve"> </w:t>
-            </w:r>
-            <w:proofErr w:type="spellStart"/>
-            <w:r>
-              <w:rPr>
-                <w:rFonts w:ascii="Times New Roman" w:hAnsi="Times New Roman" w:eastAsia="Times New Roman"/>
-                <w:bCs/>
-                <w:i/>
-                <w:sz w:val="26"/>
-                <w:szCs w:val="26"/>
-              </w:rPr>
-              <w:t>huynh</w:t>
-            </w:r>
-            <w:proofErr w:type="spellEnd"/>
-            <w:r>
-              <w:rPr>
-                <w:rFonts w:ascii="Times New Roman" w:hAnsi="Times New Roman" w:eastAsia="Times New Roman"/>
-                <w:bCs/>
-                <w:i/>
-                <w:sz w:val="26"/>
-                <w:szCs w:val="26"/>
-              </w:rPr>
-              <w:t>)</w:t>
-            </w:r>
-          </w:p>
-        </w:tc>
-      </w:tr>
-    </w:tbl>
     <w:p>
       <w:pPr>
         <w:tabs>
@@ -2835,7 +2647,7 @@
 </file>
 
 <file path=word/styles.xml><?xml version="1.0" encoding="utf-8"?>
-<w:styles xmlns:mc="http://schemas.openxmlformats.org/markup-compatibility/2006" xmlns:r="http://schemas.openxmlformats.org/officeDocument/2006/relationships" xmlns:w="http://schemas.openxmlformats.org/wordprocessingml/2006/main" xmlns:w14="http://schemas.microsoft.com/office/word/2010/wordml" xmlns:w15="http://schemas.microsoft.com/office/word/2012/wordml" xmlns:w16se="http://schemas.microsoft.com/office/word/2015/wordml/symex" mc:Ignorable="w14 w15 w16se">
+<w:styles xmlns:mc="http://schemas.openxmlformats.org/markup-compatibility/2006" xmlns:r="http://schemas.openxmlformats.org/officeDocument/2006/relationships" xmlns:w="http://schemas.openxmlformats.org/wordprocessingml/2006/main" xmlns:w14="http://schemas.microsoft.com/office/word/2010/wordml" xmlns:w15="http://schemas.microsoft.com/office/word/2012/wordml" xmlns:w16cex="http://schemas.microsoft.com/office/word/2018/wordml/cex" xmlns:w16cid="http://schemas.microsoft.com/office/word/2016/wordml/cid" xmlns:w16="http://schemas.microsoft.com/office/word/2018/wordml" xmlns:w16du="http://schemas.microsoft.com/office/word/2023/wordml/word16du" xmlns:w16sdtdh="http://schemas.microsoft.com/office/word/2020/wordml/sdtdatahash" xmlns:w16sdtfl="http://schemas.microsoft.com/office/word/2024/wordml/sdtformatlock" xmlns:w16se="http://schemas.microsoft.com/office/word/2015/wordml/symex" mc:Ignorable="w14 w15 w16se w16cid w16 w16cex w16sdtdh w16sdtfl w16du">
   <w:docDefaults>
     <w:rPrDefault>
       <w:rPr>
@@ -2851,7 +2663,7 @@
       </w:pPr>
     </w:pPrDefault>
   </w:docDefaults>
-  <w:latentStyles w:defLockedState="0" w:defUIPriority="99" w:defSemiHidden="0" w:defUnhideWhenUsed="0" w:defQFormat="0" w:count="371">
+  <w:latentStyles w:defLockedState="0" w:defUIPriority="99" w:defSemiHidden="0" w:defUnhideWhenUsed="0" w:defQFormat="0" w:count="376">
     <w:lsdException w:name="Normal" w:uiPriority="0" w:qFormat="1"/>
     <w:lsdException w:name="heading 1" w:uiPriority="9" w:qFormat="1"/>
     <w:lsdException w:name="heading 2" w:semiHidden="1" w:uiPriority="9" w:unhideWhenUsed="1" w:qFormat="1"/>
@@ -3223,6 +3035,11 @@
     <w:lsdException w:name="List Table 5 Dark Accent 6" w:uiPriority="50"/>
     <w:lsdException w:name="List Table 6 Colorful Accent 6" w:uiPriority="51"/>
     <w:lsdException w:name="List Table 7 Colorful Accent 6" w:uiPriority="52"/>
+    <w:lsdException w:name="Mention" w:semiHidden="1" w:unhideWhenUsed="1"/>
+    <w:lsdException w:name="Smart Hyperlink" w:semiHidden="1" w:unhideWhenUsed="1"/>
+    <w:lsdException w:name="Hashtag" w:semiHidden="1" w:unhideWhenUsed="1"/>
+    <w:lsdException w:name="Unresolved Mention" w:semiHidden="1" w:unhideWhenUsed="1"/>
+    <w:lsdException w:name="Smart Link" w:semiHidden="1" w:unhideWhenUsed="1"/>
   </w:latentStyles>
   <w:style w:type="paragraph" w:default="1" w:styleId="Normal">
     <w:name w:val="Normal"/>
